--- a/06. Taller de Programación/1. Módulo Imperativo/Trabajo Práctico N° 0/Trabajo Práctico N° 0 (R).docx
+++ b/06. Taller de Programación/1. Módulo Imperativo/Trabajo Práctico N° 0/Trabajo Práctico N° 0 (R).docx
@@ -1,6 +1,6 @@
 
 <file path=word/document.xml><?xml version="1.0" encoding="utf-8"?>
-<w:document xmlns:wpc="http://schemas.microsoft.com/office/word/2010/wordprocessingCanvas" xmlns:cx="http://schemas.microsoft.com/office/drawing/2014/chartex" xmlns:cx1="http://schemas.microsoft.com/office/drawing/2015/9/8/chartex" xmlns:cx2="http://schemas.microsoft.com/office/drawing/2015/10/21/chartex" xmlns:cx3="http://schemas.microsoft.com/office/drawing/2016/5/9/chartex" xmlns:cx4="http://schemas.microsoft.com/office/drawing/2016/5/10/chartex" xmlns:cx5="http://schemas.microsoft.com/office/drawing/2016/5/11/chartex" xmlns:cx6="http://schemas.microsoft.com/office/drawing/2016/5/12/chartex" xmlns:cx7="http://schemas.microsoft.com/office/drawing/2016/5/13/chartex" xmlns:cx8="http://schemas.microsoft.com/office/drawing/2016/5/14/chartex" xmlns:mc="http://schemas.openxmlformats.org/markup-compatibility/2006" xmlns:aink="http://schemas.microsoft.com/office/drawing/2016/ink" xmlns:am3d="http://schemas.microsoft.com/office/drawing/2017/model3d" xmlns:o="urn:schemas-microsoft-com:office:office" xmlns:oel="http://schemas.microsoft.com/office/2019/extlst" xmlns:r="http://schemas.openxmlformats.org/officeDocument/2006/relationships" xmlns:m="http://schemas.openxmlformats.org/officeDocument/2006/math" xmlns:v="urn:schemas-microsoft-com:vml" xmlns:wp14="http://schemas.microsoft.com/office/word/2010/wordprocessingDrawing" xmlns:wp="http://schemas.openxmlformats.org/drawingml/2006/wordprocessingDrawing" xmlns:w10="urn:schemas-microsoft-com:office:word" xmlns:w="http://schemas.openxmlformats.org/wordprocessingml/2006/main" xmlns:w14="http://schemas.microsoft.com/office/word/2010/wordml" xmlns:w15="http://schemas.microsoft.com/office/word/2012/wordml" xmlns:w16cex="http://schemas.microsoft.com/office/word/2018/wordml/cex" xmlns:w16cid="http://schemas.microsoft.com/office/word/2016/wordml/cid" xmlns:w16="http://schemas.microsoft.com/office/word/2018/wordml" xmlns:w16du="http://schemas.microsoft.com/office/word/2023/wordml/word16du" xmlns:w16sdtdh="http://schemas.microsoft.com/office/word/2020/wordml/sdtdatahash" xmlns:w16se="http://schemas.microsoft.com/office/word/2015/wordml/symex" xmlns:wpg="http://schemas.microsoft.com/office/word/2010/wordprocessingGroup" xmlns:wpi="http://schemas.microsoft.com/office/word/2010/wordprocessingInk" xmlns:wne="http://schemas.microsoft.com/office/word/2006/wordml" xmlns:wps="http://schemas.microsoft.com/office/word/2010/wordprocessingShape" mc:Ignorable="w14 w15 w16se w16cid w16 w16cex w16sdtdh w16du wp14">
+<w:document xmlns:wpc="http://schemas.microsoft.com/office/word/2010/wordprocessingCanvas" xmlns:cx="http://schemas.microsoft.com/office/drawing/2014/chartex" xmlns:cx1="http://schemas.microsoft.com/office/drawing/2015/9/8/chartex" xmlns:cx2="http://schemas.microsoft.com/office/drawing/2015/10/21/chartex" xmlns:cx3="http://schemas.microsoft.com/office/drawing/2016/5/9/chartex" xmlns:cx4="http://schemas.microsoft.com/office/drawing/2016/5/10/chartex" xmlns:cx5="http://schemas.microsoft.com/office/drawing/2016/5/11/chartex" xmlns:cx6="http://schemas.microsoft.com/office/drawing/2016/5/12/chartex" xmlns:cx7="http://schemas.microsoft.com/office/drawing/2016/5/13/chartex" xmlns:cx8="http://schemas.microsoft.com/office/drawing/2016/5/14/chartex" xmlns:mc="http://schemas.openxmlformats.org/markup-compatibility/2006" xmlns:aink="http://schemas.microsoft.com/office/drawing/2016/ink" xmlns:am3d="http://schemas.microsoft.com/office/drawing/2017/model3d" xmlns:o="urn:schemas-microsoft-com:office:office" xmlns:oel="http://schemas.microsoft.com/office/2019/extlst" xmlns:r="http://schemas.openxmlformats.org/officeDocument/2006/relationships" xmlns:m="http://schemas.openxmlformats.org/officeDocument/2006/math" xmlns:v="urn:schemas-microsoft-com:vml" xmlns:wp14="http://schemas.microsoft.com/office/word/2010/wordprocessingDrawing" xmlns:wp="http://schemas.openxmlformats.org/drawingml/2006/wordprocessingDrawing" xmlns:w10="urn:schemas-microsoft-com:office:word" xmlns:w="http://schemas.openxmlformats.org/wordprocessingml/2006/main" xmlns:w14="http://schemas.microsoft.com/office/word/2010/wordml" xmlns:w15="http://schemas.microsoft.com/office/word/2012/wordml" xmlns:w16cex="http://schemas.microsoft.com/office/word/2018/wordml/cex" xmlns:w16cid="http://schemas.microsoft.com/office/word/2016/wordml/cid" xmlns:w16="http://schemas.microsoft.com/office/word/2018/wordml" xmlns:w16du="http://schemas.microsoft.com/office/word/2023/wordml/word16du" xmlns:w16sdtdh="http://schemas.microsoft.com/office/word/2020/wordml/sdtdatahash" xmlns:w16sdtfl="http://schemas.microsoft.com/office/word/2024/wordml/sdtformatlock" xmlns:w16se="http://schemas.microsoft.com/office/word/2015/wordml/symex" xmlns:wpg="http://schemas.microsoft.com/office/word/2010/wordprocessingGroup" xmlns:wpi="http://schemas.microsoft.com/office/word/2010/wordprocessingInk" xmlns:wne="http://schemas.microsoft.com/office/word/2006/wordml" xmlns:wps="http://schemas.microsoft.com/office/word/2010/wordprocessingShape" mc:Ignorable="w14 w15 w16se w16cid w16 w16cex w16sdtdh w16sdtfl w16du wp14">
   <w:body>
     <w:p>
       <w:pPr>
@@ -305,16 +305,16 @@
           <w:color w:val="FFFFFF"/>
           <w:sz w:val="15"/>
           <w:szCs w:val="15"/>
-          <w:lang w:val="es-MX" w:eastAsia="es-MX"/>
-        </w:rPr>
-      </w:pPr>
-      <w:r>
-        <w:rPr>
-          <w:rFonts w:ascii="Fira Code" w:eastAsia="Times New Roman" w:hAnsi="Fira Code" w:cs="Fira Code"/>
-          <w:color w:val="FF9D00"/>
-          <w:sz w:val="15"/>
-          <w:szCs w:val="15"/>
-          <w:lang w:val="es-MX" w:eastAsia="es-MX"/>
+          <w:lang w:val="en-US" w:eastAsia="es-MX"/>
+        </w:rPr>
+      </w:pPr>
+      <w:r>
+        <w:rPr>
+          <w:rFonts w:ascii="Fira Code" w:eastAsia="Times New Roman" w:hAnsi="Fira Code" w:cs="Fira Code"/>
+          <w:color w:val="FF9D00"/>
+          <w:sz w:val="15"/>
+          <w:szCs w:val="15"/>
+          <w:lang w:val="en-US" w:eastAsia="es-MX"/>
         </w:rPr>
         <w:t>program</w:t>
       </w:r>
@@ -324,7 +324,7 @@
           <w:color w:val="9EFFFF"/>
           <w:sz w:val="15"/>
           <w:szCs w:val="15"/>
-          <w:lang w:val="es-MX" w:eastAsia="es-MX"/>
+          <w:lang w:val="en-US" w:eastAsia="es-MX"/>
         </w:rPr>
         <w:t xml:space="preserve"> </w:t>
       </w:r>
@@ -334,7 +334,7 @@
           <w:color w:val="FAD000"/>
           <w:sz w:val="15"/>
           <w:szCs w:val="15"/>
-          <w:lang w:val="es-MX" w:eastAsia="es-MX"/>
+          <w:lang w:val="en-US" w:eastAsia="es-MX"/>
         </w:rPr>
         <w:t>TP0_E1ab</w:t>
       </w:r>
@@ -344,7 +344,7 @@
           <w:color w:val="FFFFFF"/>
           <w:sz w:val="15"/>
           <w:szCs w:val="15"/>
-          <w:lang w:val="es-MX" w:eastAsia="es-MX"/>
+          <w:lang w:val="en-US" w:eastAsia="es-MX"/>
         </w:rPr>
         <w:t>;</w:t>
       </w:r>
@@ -359,7 +359,7 @@
           <w:color w:val="FFFFFF"/>
           <w:sz w:val="15"/>
           <w:szCs w:val="15"/>
-          <w:lang w:val="es-MX" w:eastAsia="es-MX"/>
+          <w:lang w:val="en-US" w:eastAsia="es-MX"/>
         </w:rPr>
       </w:pPr>
       <w:r>
@@ -370,7 +370,7 @@
           <w:color w:val="B362FF"/>
           <w:sz w:val="15"/>
           <w:szCs w:val="15"/>
-          <w:lang w:val="es-MX" w:eastAsia="es-MX"/>
+          <w:lang w:val="en-US" w:eastAsia="es-MX"/>
         </w:rPr>
         <w:t>{$codepage UTF8}</w:t>
       </w:r>
@@ -385,16 +385,16 @@
           <w:color w:val="FFFFFF"/>
           <w:sz w:val="15"/>
           <w:szCs w:val="15"/>
-          <w:lang w:val="es-MX" w:eastAsia="es-MX"/>
-        </w:rPr>
-      </w:pPr>
-      <w:r>
-        <w:rPr>
-          <w:rFonts w:ascii="Fira Code" w:eastAsia="Times New Roman" w:hAnsi="Fira Code" w:cs="Fira Code"/>
-          <w:color w:val="FF9D00"/>
-          <w:sz w:val="15"/>
-          <w:szCs w:val="15"/>
-          <w:lang w:val="es-MX" w:eastAsia="es-MX"/>
+          <w:lang w:val="en-US" w:eastAsia="es-MX"/>
+        </w:rPr>
+      </w:pPr>
+      <w:r>
+        <w:rPr>
+          <w:rFonts w:ascii="Fira Code" w:eastAsia="Times New Roman" w:hAnsi="Fira Code" w:cs="Fira Code"/>
+          <w:color w:val="FF9D00"/>
+          <w:sz w:val="15"/>
+          <w:szCs w:val="15"/>
+          <w:lang w:val="en-US" w:eastAsia="es-MX"/>
         </w:rPr>
         <w:t>uses</w:t>
       </w:r>
@@ -404,7 +404,7 @@
           <w:color w:val="FFFFFF"/>
           <w:sz w:val="15"/>
           <w:szCs w:val="15"/>
-          <w:lang w:val="es-MX" w:eastAsia="es-MX"/>
+          <w:lang w:val="en-US" w:eastAsia="es-MX"/>
         </w:rPr>
         <w:t xml:space="preserve"> </w:t>
       </w:r>
@@ -414,7 +414,7 @@
           <w:color w:val="FF9D00"/>
           <w:sz w:val="15"/>
           <w:szCs w:val="15"/>
-          <w:lang w:val="es-MX" w:eastAsia="es-MX"/>
+          <w:lang w:val="en-US" w:eastAsia="es-MX"/>
         </w:rPr>
         <w:t>crt</w:t>
       </w:r>
@@ -424,7 +424,7 @@
           <w:color w:val="FFFFFF"/>
           <w:sz w:val="15"/>
           <w:szCs w:val="15"/>
-          <w:lang w:val="es-MX" w:eastAsia="es-MX"/>
+          <w:lang w:val="en-US" w:eastAsia="es-MX"/>
         </w:rPr>
         <w:t>;</w:t>
       </w:r>
@@ -1499,16 +1499,16 @@
           <w:color w:val="FFFFFF"/>
           <w:sz w:val="15"/>
           <w:szCs w:val="15"/>
-          <w:lang w:val="es-MX" w:eastAsia="es-MX"/>
-        </w:rPr>
-      </w:pPr>
-      <w:r>
-        <w:rPr>
-          <w:rFonts w:ascii="Fira Code" w:eastAsia="Times New Roman" w:hAnsi="Fira Code" w:cs="Fira Code"/>
-          <w:color w:val="FF9D00"/>
-          <w:sz w:val="15"/>
-          <w:szCs w:val="15"/>
-          <w:lang w:val="es-MX" w:eastAsia="es-MX"/>
+          <w:lang w:val="en-US" w:eastAsia="es-MX"/>
+        </w:rPr>
+      </w:pPr>
+      <w:r>
+        <w:rPr>
+          <w:rFonts w:ascii="Fira Code" w:eastAsia="Times New Roman" w:hAnsi="Fira Code" w:cs="Fira Code"/>
+          <w:color w:val="FF9D00"/>
+          <w:sz w:val="15"/>
+          <w:szCs w:val="15"/>
+          <w:lang w:val="en-US" w:eastAsia="es-MX"/>
         </w:rPr>
         <w:t>function</w:t>
       </w:r>
@@ -1518,7 +1518,7 @@
           <w:color w:val="9EFFFF"/>
           <w:sz w:val="15"/>
           <w:szCs w:val="15"/>
-          <w:lang w:val="es-MX" w:eastAsia="es-MX"/>
+          <w:lang w:val="en-US" w:eastAsia="es-MX"/>
         </w:rPr>
         <w:t xml:space="preserve"> </w:t>
       </w:r>
@@ -1528,7 +1528,7 @@
           <w:color w:val="FAD000"/>
           <w:sz w:val="15"/>
           <w:szCs w:val="15"/>
-          <w:lang w:val="es-MX" w:eastAsia="es-MX"/>
+          <w:lang w:val="en-US" w:eastAsia="es-MX"/>
         </w:rPr>
         <w:t>random_string</w:t>
       </w:r>
@@ -1538,7 +1538,7 @@
           <w:color w:val="FFFFFF"/>
           <w:sz w:val="15"/>
           <w:szCs w:val="15"/>
-          <w:lang w:val="es-MX" w:eastAsia="es-MX"/>
+          <w:lang w:val="en-US" w:eastAsia="es-MX"/>
         </w:rPr>
         <w:t>(</w:t>
       </w:r>
@@ -1548,7 +1548,7 @@
           <w:color w:val="FF9D00"/>
           <w:sz w:val="15"/>
           <w:szCs w:val="15"/>
-          <w:lang w:val="es-MX" w:eastAsia="es-MX"/>
+          <w:lang w:val="en-US" w:eastAsia="es-MX"/>
         </w:rPr>
         <w:t>length</w:t>
       </w:r>
@@ -1558,7 +1558,7 @@
           <w:color w:val="FFFFFF"/>
           <w:sz w:val="15"/>
           <w:szCs w:val="15"/>
-          <w:lang w:val="es-MX" w:eastAsia="es-MX"/>
+          <w:lang w:val="en-US" w:eastAsia="es-MX"/>
         </w:rPr>
         <w:t xml:space="preserve">: int8): </w:t>
       </w:r>
@@ -1568,7 +1568,7 @@
           <w:color w:val="FF9D00"/>
           <w:sz w:val="15"/>
           <w:szCs w:val="15"/>
-          <w:lang w:val="es-MX" w:eastAsia="es-MX"/>
+          <w:lang w:val="en-US" w:eastAsia="es-MX"/>
         </w:rPr>
         <w:t>string</w:t>
       </w:r>
@@ -1578,7 +1578,7 @@
           <w:color w:val="FFFFFF"/>
           <w:sz w:val="15"/>
           <w:szCs w:val="15"/>
-          <w:lang w:val="es-MX" w:eastAsia="es-MX"/>
+          <w:lang w:val="en-US" w:eastAsia="es-MX"/>
         </w:rPr>
         <w:t>;</w:t>
       </w:r>
@@ -1593,16 +1593,16 @@
           <w:color w:val="FFFFFF"/>
           <w:sz w:val="15"/>
           <w:szCs w:val="15"/>
-          <w:lang w:val="es-MX" w:eastAsia="es-MX"/>
-        </w:rPr>
-      </w:pPr>
-      <w:r>
-        <w:rPr>
-          <w:rFonts w:ascii="Fira Code" w:eastAsia="Times New Roman" w:hAnsi="Fira Code" w:cs="Fira Code"/>
-          <w:color w:val="FF9D00"/>
-          <w:sz w:val="15"/>
-          <w:szCs w:val="15"/>
-          <w:lang w:val="es-MX" w:eastAsia="es-MX"/>
+          <w:lang w:val="en-US" w:eastAsia="es-MX"/>
+        </w:rPr>
+      </w:pPr>
+      <w:r>
+        <w:rPr>
+          <w:rFonts w:ascii="Fira Code" w:eastAsia="Times New Roman" w:hAnsi="Fira Code" w:cs="Fira Code"/>
+          <w:color w:val="FF9D00"/>
+          <w:sz w:val="15"/>
+          <w:szCs w:val="15"/>
+          <w:lang w:val="en-US" w:eastAsia="es-MX"/>
         </w:rPr>
         <w:t>var</w:t>
       </w:r>
@@ -1617,16 +1617,16 @@
           <w:color w:val="FFFFFF"/>
           <w:sz w:val="15"/>
           <w:szCs w:val="15"/>
-          <w:lang w:val="es-MX" w:eastAsia="es-MX"/>
-        </w:rPr>
-      </w:pPr>
-      <w:r>
-        <w:rPr>
-          <w:rFonts w:ascii="Fira Code" w:eastAsia="Times New Roman" w:hAnsi="Fira Code" w:cs="Fira Code"/>
-          <w:color w:val="FFFFFF"/>
-          <w:sz w:val="15"/>
-          <w:szCs w:val="15"/>
-          <w:lang w:val="es-MX" w:eastAsia="es-MX"/>
+          <w:lang w:val="en-US" w:eastAsia="es-MX"/>
+        </w:rPr>
+      </w:pPr>
+      <w:r>
+        <w:rPr>
+          <w:rFonts w:ascii="Fira Code" w:eastAsia="Times New Roman" w:hAnsi="Fira Code" w:cs="Fira Code"/>
+          <w:color w:val="FFFFFF"/>
+          <w:sz w:val="15"/>
+          <w:szCs w:val="15"/>
+          <w:lang w:val="en-US" w:eastAsia="es-MX"/>
         </w:rPr>
         <w:t>  i: int8;</w:t>
       </w:r>
@@ -1641,16 +1641,16 @@
           <w:color w:val="FFFFFF"/>
           <w:sz w:val="15"/>
           <w:szCs w:val="15"/>
-          <w:lang w:val="es-MX" w:eastAsia="es-MX"/>
-        </w:rPr>
-      </w:pPr>
-      <w:r>
-        <w:rPr>
-          <w:rFonts w:ascii="Fira Code" w:eastAsia="Times New Roman" w:hAnsi="Fira Code" w:cs="Fira Code"/>
-          <w:color w:val="FFFFFF"/>
-          <w:sz w:val="15"/>
-          <w:szCs w:val="15"/>
-          <w:lang w:val="es-MX" w:eastAsia="es-MX"/>
+          <w:lang w:val="en-US" w:eastAsia="es-MX"/>
+        </w:rPr>
+      </w:pPr>
+      <w:r>
+        <w:rPr>
+          <w:rFonts w:ascii="Fira Code" w:eastAsia="Times New Roman" w:hAnsi="Fira Code" w:cs="Fira Code"/>
+          <w:color w:val="FFFFFF"/>
+          <w:sz w:val="15"/>
+          <w:szCs w:val="15"/>
+          <w:lang w:val="en-US" w:eastAsia="es-MX"/>
         </w:rPr>
         <w:t xml:space="preserve">  string_aux: </w:t>
       </w:r>
@@ -1660,7 +1660,7 @@
           <w:color w:val="FF9D00"/>
           <w:sz w:val="15"/>
           <w:szCs w:val="15"/>
-          <w:lang w:val="es-MX" w:eastAsia="es-MX"/>
+          <w:lang w:val="en-US" w:eastAsia="es-MX"/>
         </w:rPr>
         <w:t>string</w:t>
       </w:r>
@@ -1670,7 +1670,7 @@
           <w:color w:val="FFFFFF"/>
           <w:sz w:val="15"/>
           <w:szCs w:val="15"/>
-          <w:lang w:val="es-MX" w:eastAsia="es-MX"/>
+          <w:lang w:val="en-US" w:eastAsia="es-MX"/>
         </w:rPr>
         <w:t>;</w:t>
       </w:r>
@@ -1685,16 +1685,16 @@
           <w:color w:val="FFFFFF"/>
           <w:sz w:val="15"/>
           <w:szCs w:val="15"/>
-          <w:lang w:val="es-MX" w:eastAsia="es-MX"/>
-        </w:rPr>
-      </w:pPr>
-      <w:r>
-        <w:rPr>
-          <w:rFonts w:ascii="Fira Code" w:eastAsia="Times New Roman" w:hAnsi="Fira Code" w:cs="Fira Code"/>
-          <w:color w:val="FF9D00"/>
-          <w:sz w:val="15"/>
-          <w:szCs w:val="15"/>
-          <w:lang w:val="es-MX" w:eastAsia="es-MX"/>
+          <w:lang w:val="en-US" w:eastAsia="es-MX"/>
+        </w:rPr>
+      </w:pPr>
+      <w:r>
+        <w:rPr>
+          <w:rFonts w:ascii="Fira Code" w:eastAsia="Times New Roman" w:hAnsi="Fira Code" w:cs="Fira Code"/>
+          <w:color w:val="FF9D00"/>
+          <w:sz w:val="15"/>
+          <w:szCs w:val="15"/>
+          <w:lang w:val="en-US" w:eastAsia="es-MX"/>
         </w:rPr>
         <w:t>begin</w:t>
       </w:r>
@@ -1709,16 +1709,16 @@
           <w:color w:val="FFFFFF"/>
           <w:sz w:val="15"/>
           <w:szCs w:val="15"/>
-          <w:lang w:val="es-MX" w:eastAsia="es-MX"/>
-        </w:rPr>
-      </w:pPr>
-      <w:r>
-        <w:rPr>
-          <w:rFonts w:ascii="Fira Code" w:eastAsia="Times New Roman" w:hAnsi="Fira Code" w:cs="Fira Code"/>
-          <w:color w:val="FFFFFF"/>
-          <w:sz w:val="15"/>
-          <w:szCs w:val="15"/>
-          <w:lang w:val="es-MX" w:eastAsia="es-MX"/>
+          <w:lang w:val="en-US" w:eastAsia="es-MX"/>
+        </w:rPr>
+      </w:pPr>
+      <w:r>
+        <w:rPr>
+          <w:rFonts w:ascii="Fira Code" w:eastAsia="Times New Roman" w:hAnsi="Fira Code" w:cs="Fira Code"/>
+          <w:color w:val="FFFFFF"/>
+          <w:sz w:val="15"/>
+          <w:szCs w:val="15"/>
+          <w:lang w:val="en-US" w:eastAsia="es-MX"/>
         </w:rPr>
         <w:t>  string_aux:=</w:t>
       </w:r>
@@ -1728,7 +1728,7 @@
           <w:color w:val="92FC79"/>
           <w:sz w:val="15"/>
           <w:szCs w:val="15"/>
-          <w:lang w:val="es-MX" w:eastAsia="es-MX"/>
+          <w:lang w:val="en-US" w:eastAsia="es-MX"/>
         </w:rPr>
         <w:t>''</w:t>
       </w:r>
@@ -1738,7 +1738,7 @@
           <w:color w:val="FFFFFF"/>
           <w:sz w:val="15"/>
           <w:szCs w:val="15"/>
-          <w:lang w:val="es-MX" w:eastAsia="es-MX"/>
+          <w:lang w:val="en-US" w:eastAsia="es-MX"/>
         </w:rPr>
         <w:t>;</w:t>
       </w:r>
@@ -1753,16 +1753,16 @@
           <w:color w:val="FFFFFF"/>
           <w:sz w:val="15"/>
           <w:szCs w:val="15"/>
-          <w:lang w:val="es-MX" w:eastAsia="es-MX"/>
-        </w:rPr>
-      </w:pPr>
-      <w:r>
-        <w:rPr>
-          <w:rFonts w:ascii="Fira Code" w:eastAsia="Times New Roman" w:hAnsi="Fira Code" w:cs="Fira Code"/>
-          <w:color w:val="FFFFFF"/>
-          <w:sz w:val="15"/>
-          <w:szCs w:val="15"/>
-          <w:lang w:val="es-MX" w:eastAsia="es-MX"/>
+          <w:lang w:val="en-US" w:eastAsia="es-MX"/>
+        </w:rPr>
+      </w:pPr>
+      <w:r>
+        <w:rPr>
+          <w:rFonts w:ascii="Fira Code" w:eastAsia="Times New Roman" w:hAnsi="Fira Code" w:cs="Fira Code"/>
+          <w:color w:val="FFFFFF"/>
+          <w:sz w:val="15"/>
+          <w:szCs w:val="15"/>
+          <w:lang w:val="en-US" w:eastAsia="es-MX"/>
         </w:rPr>
         <w:t xml:space="preserve">  </w:t>
       </w:r>
@@ -1772,7 +1772,7 @@
           <w:color w:val="FF9D00"/>
           <w:sz w:val="15"/>
           <w:szCs w:val="15"/>
-          <w:lang w:val="es-MX" w:eastAsia="es-MX"/>
+          <w:lang w:val="en-US" w:eastAsia="es-MX"/>
         </w:rPr>
         <w:t>for</w:t>
       </w:r>
@@ -1782,7 +1782,7 @@
           <w:color w:val="FFFFFF"/>
           <w:sz w:val="15"/>
           <w:szCs w:val="15"/>
-          <w:lang w:val="es-MX" w:eastAsia="es-MX"/>
+          <w:lang w:val="en-US" w:eastAsia="es-MX"/>
         </w:rPr>
         <w:t xml:space="preserve"> i:= </w:t>
       </w:r>
@@ -1792,7 +1792,7 @@
           <w:color w:val="FF628C"/>
           <w:sz w:val="15"/>
           <w:szCs w:val="15"/>
-          <w:lang w:val="es-MX" w:eastAsia="es-MX"/>
+          <w:lang w:val="en-US" w:eastAsia="es-MX"/>
         </w:rPr>
         <w:t>1</w:t>
       </w:r>
@@ -1802,7 +1802,7 @@
           <w:color w:val="FFFFFF"/>
           <w:sz w:val="15"/>
           <w:szCs w:val="15"/>
-          <w:lang w:val="es-MX" w:eastAsia="es-MX"/>
+          <w:lang w:val="en-US" w:eastAsia="es-MX"/>
         </w:rPr>
         <w:t xml:space="preserve"> </w:t>
       </w:r>
@@ -1812,7 +1812,7 @@
           <w:color w:val="FF9D00"/>
           <w:sz w:val="15"/>
           <w:szCs w:val="15"/>
-          <w:lang w:val="es-MX" w:eastAsia="es-MX"/>
+          <w:lang w:val="en-US" w:eastAsia="es-MX"/>
         </w:rPr>
         <w:t>to</w:t>
       </w:r>
@@ -1822,7 +1822,7 @@
           <w:color w:val="FFFFFF"/>
           <w:sz w:val="15"/>
           <w:szCs w:val="15"/>
-          <w:lang w:val="es-MX" w:eastAsia="es-MX"/>
+          <w:lang w:val="en-US" w:eastAsia="es-MX"/>
         </w:rPr>
         <w:t xml:space="preserve"> </w:t>
       </w:r>
@@ -1832,7 +1832,7 @@
           <w:color w:val="FF9D00"/>
           <w:sz w:val="15"/>
           <w:szCs w:val="15"/>
-          <w:lang w:val="es-MX" w:eastAsia="es-MX"/>
+          <w:lang w:val="en-US" w:eastAsia="es-MX"/>
         </w:rPr>
         <w:t>length</w:t>
       </w:r>
@@ -1842,7 +1842,7 @@
           <w:color w:val="FFFFFF"/>
           <w:sz w:val="15"/>
           <w:szCs w:val="15"/>
-          <w:lang w:val="es-MX" w:eastAsia="es-MX"/>
+          <w:lang w:val="en-US" w:eastAsia="es-MX"/>
         </w:rPr>
         <w:t xml:space="preserve"> </w:t>
       </w:r>
@@ -1852,7 +1852,7 @@
           <w:color w:val="FF9D00"/>
           <w:sz w:val="15"/>
           <w:szCs w:val="15"/>
-          <w:lang w:val="es-MX" w:eastAsia="es-MX"/>
+          <w:lang w:val="en-US" w:eastAsia="es-MX"/>
         </w:rPr>
         <w:t>do</w:t>
       </w:r>
@@ -1867,16 +1867,16 @@
           <w:color w:val="FFFFFF"/>
           <w:sz w:val="15"/>
           <w:szCs w:val="15"/>
-          <w:lang w:val="es-MX" w:eastAsia="es-MX"/>
-        </w:rPr>
-      </w:pPr>
-      <w:r>
-        <w:rPr>
-          <w:rFonts w:ascii="Fira Code" w:eastAsia="Times New Roman" w:hAnsi="Fira Code" w:cs="Fira Code"/>
-          <w:color w:val="FFFFFF"/>
-          <w:sz w:val="15"/>
-          <w:szCs w:val="15"/>
-          <w:lang w:val="es-MX" w:eastAsia="es-MX"/>
+          <w:lang w:val="en-US" w:eastAsia="es-MX"/>
+        </w:rPr>
+      </w:pPr>
+      <w:r>
+        <w:rPr>
+          <w:rFonts w:ascii="Fira Code" w:eastAsia="Times New Roman" w:hAnsi="Fira Code" w:cs="Fira Code"/>
+          <w:color w:val="FFFFFF"/>
+          <w:sz w:val="15"/>
+          <w:szCs w:val="15"/>
+          <w:lang w:val="en-US" w:eastAsia="es-MX"/>
         </w:rPr>
         <w:t>    string_aux:=string_aux+chr(ord(</w:t>
       </w:r>
@@ -1886,7 +1886,7 @@
           <w:color w:val="92FC79"/>
           <w:sz w:val="15"/>
           <w:szCs w:val="15"/>
-          <w:lang w:val="es-MX" w:eastAsia="es-MX"/>
+          <w:lang w:val="en-US" w:eastAsia="es-MX"/>
         </w:rPr>
         <w:t>'</w:t>
       </w:r>
@@ -1896,7 +1896,7 @@
           <w:color w:val="A5FF90"/>
           <w:sz w:val="15"/>
           <w:szCs w:val="15"/>
-          <w:lang w:val="es-MX" w:eastAsia="es-MX"/>
+          <w:lang w:val="en-US" w:eastAsia="es-MX"/>
         </w:rPr>
         <w:t>A</w:t>
       </w:r>
@@ -1906,7 +1906,7 @@
           <w:color w:val="92FC79"/>
           <w:sz w:val="15"/>
           <w:szCs w:val="15"/>
-          <w:lang w:val="es-MX" w:eastAsia="es-MX"/>
+          <w:lang w:val="en-US" w:eastAsia="es-MX"/>
         </w:rPr>
         <w:t>'</w:t>
       </w:r>
@@ -1916,7 +1916,7 @@
           <w:color w:val="FFFFFF"/>
           <w:sz w:val="15"/>
           <w:szCs w:val="15"/>
-          <w:lang w:val="es-MX" w:eastAsia="es-MX"/>
+          <w:lang w:val="en-US" w:eastAsia="es-MX"/>
         </w:rPr>
         <w:t>)+random(</w:t>
       </w:r>
@@ -1926,7 +1926,7 @@
           <w:color w:val="FF628C"/>
           <w:sz w:val="15"/>
           <w:szCs w:val="15"/>
-          <w:lang w:val="es-MX" w:eastAsia="es-MX"/>
+          <w:lang w:val="en-US" w:eastAsia="es-MX"/>
         </w:rPr>
         <w:t>26</w:t>
       </w:r>
@@ -1936,7 +1936,7 @@
           <w:color w:val="FFFFFF"/>
           <w:sz w:val="15"/>
           <w:szCs w:val="15"/>
-          <w:lang w:val="es-MX" w:eastAsia="es-MX"/>
+          <w:lang w:val="en-US" w:eastAsia="es-MX"/>
         </w:rPr>
         <w:t>));</w:t>
       </w:r>
@@ -1951,16 +1951,16 @@
           <w:color w:val="FFFFFF"/>
           <w:sz w:val="15"/>
           <w:szCs w:val="15"/>
-          <w:lang w:val="es-MX" w:eastAsia="es-MX"/>
-        </w:rPr>
-      </w:pPr>
-      <w:r>
-        <w:rPr>
-          <w:rFonts w:ascii="Fira Code" w:eastAsia="Times New Roman" w:hAnsi="Fira Code" w:cs="Fira Code"/>
-          <w:color w:val="FFFFFF"/>
-          <w:sz w:val="15"/>
-          <w:szCs w:val="15"/>
-          <w:lang w:val="es-MX" w:eastAsia="es-MX"/>
+          <w:lang w:val="en-US" w:eastAsia="es-MX"/>
+        </w:rPr>
+      </w:pPr>
+      <w:r>
+        <w:rPr>
+          <w:rFonts w:ascii="Fira Code" w:eastAsia="Times New Roman" w:hAnsi="Fira Code" w:cs="Fira Code"/>
+          <w:color w:val="FFFFFF"/>
+          <w:sz w:val="15"/>
+          <w:szCs w:val="15"/>
+          <w:lang w:val="en-US" w:eastAsia="es-MX"/>
         </w:rPr>
         <w:lastRenderedPageBreak/>
         <w:t>  random_string:=string_aux;</w:t>
@@ -1976,16 +1976,16 @@
           <w:color w:val="FFFFFF"/>
           <w:sz w:val="15"/>
           <w:szCs w:val="15"/>
-          <w:lang w:val="es-MX" w:eastAsia="es-MX"/>
-        </w:rPr>
-      </w:pPr>
-      <w:r>
-        <w:rPr>
-          <w:rFonts w:ascii="Fira Code" w:eastAsia="Times New Roman" w:hAnsi="Fira Code" w:cs="Fira Code"/>
-          <w:color w:val="FF9D00"/>
-          <w:sz w:val="15"/>
-          <w:szCs w:val="15"/>
-          <w:lang w:val="es-MX" w:eastAsia="es-MX"/>
+          <w:lang w:val="en-US" w:eastAsia="es-MX"/>
+        </w:rPr>
+      </w:pPr>
+      <w:r>
+        <w:rPr>
+          <w:rFonts w:ascii="Fira Code" w:eastAsia="Times New Roman" w:hAnsi="Fira Code" w:cs="Fira Code"/>
+          <w:color w:val="FF9D00"/>
+          <w:sz w:val="15"/>
+          <w:szCs w:val="15"/>
+          <w:lang w:val="en-US" w:eastAsia="es-MX"/>
         </w:rPr>
         <w:t>end</w:t>
       </w:r>
@@ -1995,7 +1995,7 @@
           <w:color w:val="FFFFFF"/>
           <w:sz w:val="15"/>
           <w:szCs w:val="15"/>
-          <w:lang w:val="es-MX" w:eastAsia="es-MX"/>
+          <w:lang w:val="en-US" w:eastAsia="es-MX"/>
         </w:rPr>
         <w:t>;</w:t>
       </w:r>
@@ -2084,16 +2084,16 @@
           <w:color w:val="FFFFFF"/>
           <w:sz w:val="15"/>
           <w:szCs w:val="15"/>
-          <w:lang w:val="es-MX" w:eastAsia="es-MX"/>
-        </w:rPr>
-      </w:pPr>
-      <w:r>
-        <w:rPr>
-          <w:rFonts w:ascii="Fira Code" w:eastAsia="Times New Roman" w:hAnsi="Fira Code" w:cs="Fira Code"/>
-          <w:color w:val="FF9D00"/>
-          <w:sz w:val="15"/>
-          <w:szCs w:val="15"/>
-          <w:lang w:val="es-MX" w:eastAsia="es-MX"/>
+          <w:lang w:val="en-US" w:eastAsia="es-MX"/>
+        </w:rPr>
+      </w:pPr>
+      <w:r>
+        <w:rPr>
+          <w:rFonts w:ascii="Fira Code" w:eastAsia="Times New Roman" w:hAnsi="Fira Code" w:cs="Fira Code"/>
+          <w:color w:val="FF9D00"/>
+          <w:sz w:val="15"/>
+          <w:szCs w:val="15"/>
+          <w:lang w:val="en-US" w:eastAsia="es-MX"/>
         </w:rPr>
         <w:t>var</w:t>
       </w:r>
@@ -2108,16 +2108,16 @@
           <w:color w:val="FFFFFF"/>
           <w:sz w:val="15"/>
           <w:szCs w:val="15"/>
-          <w:lang w:val="es-MX" w:eastAsia="es-MX"/>
-        </w:rPr>
-      </w:pPr>
-      <w:r>
-        <w:rPr>
-          <w:rFonts w:ascii="Fira Code" w:eastAsia="Times New Roman" w:hAnsi="Fira Code" w:cs="Fira Code"/>
-          <w:color w:val="FFFFFF"/>
-          <w:sz w:val="15"/>
-          <w:szCs w:val="15"/>
-          <w:lang w:val="es-MX" w:eastAsia="es-MX"/>
+          <w:lang w:val="en-US" w:eastAsia="es-MX"/>
+        </w:rPr>
+      </w:pPr>
+      <w:r>
+        <w:rPr>
+          <w:rFonts w:ascii="Fira Code" w:eastAsia="Times New Roman" w:hAnsi="Fira Code" w:cs="Fira Code"/>
+          <w:color w:val="FFFFFF"/>
+          <w:sz w:val="15"/>
+          <w:szCs w:val="15"/>
+          <w:lang w:val="en-US" w:eastAsia="es-MX"/>
         </w:rPr>
         <w:t>  i: int</w:t>
       </w:r>
@@ -2127,7 +2127,7 @@
           <w:color w:val="FFFFFF"/>
           <w:sz w:val="15"/>
           <w:szCs w:val="15"/>
-          <w:lang w:val="es-MX" w:eastAsia="es-MX"/>
+          <w:lang w:val="en-US" w:eastAsia="es-MX"/>
         </w:rPr>
         <w:t>8</w:t>
       </w:r>
@@ -2137,7 +2137,7 @@
           <w:color w:val="FFFFFF"/>
           <w:sz w:val="15"/>
           <w:szCs w:val="15"/>
-          <w:lang w:val="es-MX" w:eastAsia="es-MX"/>
+          <w:lang w:val="en-US" w:eastAsia="es-MX"/>
         </w:rPr>
         <w:t>;</w:t>
       </w:r>
@@ -2152,16 +2152,16 @@
           <w:color w:val="FFFFFF"/>
           <w:sz w:val="15"/>
           <w:szCs w:val="15"/>
-          <w:lang w:val="es-MX" w:eastAsia="es-MX"/>
-        </w:rPr>
-      </w:pPr>
-      <w:r>
-        <w:rPr>
-          <w:rFonts w:ascii="Fira Code" w:eastAsia="Times New Roman" w:hAnsi="Fira Code" w:cs="Fira Code"/>
-          <w:color w:val="FF9D00"/>
-          <w:sz w:val="15"/>
-          <w:szCs w:val="15"/>
-          <w:lang w:val="es-MX" w:eastAsia="es-MX"/>
+          <w:lang w:val="en-US" w:eastAsia="es-MX"/>
+        </w:rPr>
+      </w:pPr>
+      <w:r>
+        <w:rPr>
+          <w:rFonts w:ascii="Fira Code" w:eastAsia="Times New Roman" w:hAnsi="Fira Code" w:cs="Fira Code"/>
+          <w:color w:val="FF9D00"/>
+          <w:sz w:val="15"/>
+          <w:szCs w:val="15"/>
+          <w:lang w:val="en-US" w:eastAsia="es-MX"/>
         </w:rPr>
         <w:t>begin</w:t>
       </w:r>
@@ -2176,16 +2176,16 @@
           <w:color w:val="FFFFFF"/>
           <w:sz w:val="15"/>
           <w:szCs w:val="15"/>
-          <w:lang w:val="es-MX" w:eastAsia="es-MX"/>
-        </w:rPr>
-      </w:pPr>
-      <w:r>
-        <w:rPr>
-          <w:rFonts w:ascii="Fira Code" w:eastAsia="Times New Roman" w:hAnsi="Fira Code" w:cs="Fira Code"/>
-          <w:color w:val="FFFFFF"/>
-          <w:sz w:val="15"/>
-          <w:szCs w:val="15"/>
-          <w:lang w:val="es-MX" w:eastAsia="es-MX"/>
+          <w:lang w:val="en-US" w:eastAsia="es-MX"/>
+        </w:rPr>
+      </w:pPr>
+      <w:r>
+        <w:rPr>
+          <w:rFonts w:ascii="Fira Code" w:eastAsia="Times New Roman" w:hAnsi="Fira Code" w:cs="Fira Code"/>
+          <w:color w:val="FFFFFF"/>
+          <w:sz w:val="15"/>
+          <w:szCs w:val="15"/>
+          <w:lang w:val="en-US" w:eastAsia="es-MX"/>
         </w:rPr>
         <w:t>  registro_alumno1.apellido:=random_string(</w:t>
       </w:r>
@@ -2195,7 +2195,7 @@
           <w:color w:val="FF628C"/>
           <w:sz w:val="15"/>
           <w:szCs w:val="15"/>
-          <w:lang w:val="es-MX" w:eastAsia="es-MX"/>
+          <w:lang w:val="en-US" w:eastAsia="es-MX"/>
         </w:rPr>
         <w:t>5</w:t>
       </w:r>
@@ -2205,7 +2205,7 @@
           <w:color w:val="FFFFFF"/>
           <w:sz w:val="15"/>
           <w:szCs w:val="15"/>
-          <w:lang w:val="es-MX" w:eastAsia="es-MX"/>
+          <w:lang w:val="en-US" w:eastAsia="es-MX"/>
         </w:rPr>
         <w:t>+random(</w:t>
       </w:r>
@@ -2215,7 +2215,7 @@
           <w:color w:val="FF628C"/>
           <w:sz w:val="15"/>
           <w:szCs w:val="15"/>
-          <w:lang w:val="es-MX" w:eastAsia="es-MX"/>
+          <w:lang w:val="en-US" w:eastAsia="es-MX"/>
         </w:rPr>
         <w:t>6</w:t>
       </w:r>
@@ -2225,7 +2225,7 @@
           <w:color w:val="FFFFFF"/>
           <w:sz w:val="15"/>
           <w:szCs w:val="15"/>
-          <w:lang w:val="es-MX" w:eastAsia="es-MX"/>
+          <w:lang w:val="en-US" w:eastAsia="es-MX"/>
         </w:rPr>
         <w:t>));</w:t>
       </w:r>
@@ -2240,16 +2240,16 @@
           <w:color w:val="FFFFFF"/>
           <w:sz w:val="15"/>
           <w:szCs w:val="15"/>
-          <w:lang w:val="es-MX" w:eastAsia="es-MX"/>
-        </w:rPr>
-      </w:pPr>
-      <w:r>
-        <w:rPr>
-          <w:rFonts w:ascii="Fira Code" w:eastAsia="Times New Roman" w:hAnsi="Fira Code" w:cs="Fira Code"/>
-          <w:color w:val="FFFFFF"/>
-          <w:sz w:val="15"/>
-          <w:szCs w:val="15"/>
-          <w:lang w:val="es-MX" w:eastAsia="es-MX"/>
+          <w:lang w:val="en-US" w:eastAsia="es-MX"/>
+        </w:rPr>
+      </w:pPr>
+      <w:r>
+        <w:rPr>
+          <w:rFonts w:ascii="Fira Code" w:eastAsia="Times New Roman" w:hAnsi="Fira Code" w:cs="Fira Code"/>
+          <w:color w:val="FFFFFF"/>
+          <w:sz w:val="15"/>
+          <w:szCs w:val="15"/>
+          <w:lang w:val="en-US" w:eastAsia="es-MX"/>
         </w:rPr>
         <w:t>  i:=random(</w:t>
       </w:r>
@@ -2259,7 +2259,7 @@
           <w:color w:val="FF628C"/>
           <w:sz w:val="15"/>
           <w:szCs w:val="15"/>
-          <w:lang w:val="es-MX" w:eastAsia="es-MX"/>
+          <w:lang w:val="en-US" w:eastAsia="es-MX"/>
         </w:rPr>
         <w:t>100</w:t>
       </w:r>
@@ -2269,7 +2269,7 @@
           <w:color w:val="FFFFFF"/>
           <w:sz w:val="15"/>
           <w:szCs w:val="15"/>
-          <w:lang w:val="es-MX" w:eastAsia="es-MX"/>
+          <w:lang w:val="en-US" w:eastAsia="es-MX"/>
         </w:rPr>
         <w:t>);</w:t>
       </w:r>
@@ -2293,7 +2293,7 @@
           <w:color w:val="FFFFFF"/>
           <w:sz w:val="15"/>
           <w:szCs w:val="15"/>
-          <w:lang w:val="es-MX" w:eastAsia="es-MX"/>
+          <w:lang w:val="en-US" w:eastAsia="es-MX"/>
         </w:rPr>
         <w:t xml:space="preserve">  </w:t>
       </w:r>
@@ -4524,16 +4524,16 @@
           <w:color w:val="FFFFFF"/>
           <w:sz w:val="15"/>
           <w:szCs w:val="15"/>
-          <w:lang w:val="es-MX" w:eastAsia="es-MX"/>
-        </w:rPr>
-      </w:pPr>
-      <w:r>
-        <w:rPr>
-          <w:rFonts w:ascii="Fira Code" w:eastAsia="Times New Roman" w:hAnsi="Fira Code" w:cs="Fira Code"/>
-          <w:color w:val="FF9D00"/>
-          <w:sz w:val="15"/>
-          <w:szCs w:val="15"/>
-          <w:lang w:val="es-MX" w:eastAsia="es-MX"/>
+          <w:lang w:val="en-US" w:eastAsia="es-MX"/>
+        </w:rPr>
+      </w:pPr>
+      <w:r>
+        <w:rPr>
+          <w:rFonts w:ascii="Fira Code" w:eastAsia="Times New Roman" w:hAnsi="Fira Code" w:cs="Fira Code"/>
+          <w:color w:val="FF9D00"/>
+          <w:sz w:val="15"/>
+          <w:szCs w:val="15"/>
+          <w:lang w:val="en-US" w:eastAsia="es-MX"/>
         </w:rPr>
         <w:t>var</w:t>
       </w:r>
@@ -4548,16 +4548,16 @@
           <w:color w:val="FFFFFF"/>
           <w:sz w:val="15"/>
           <w:szCs w:val="15"/>
-          <w:lang w:val="es-MX" w:eastAsia="es-MX"/>
-        </w:rPr>
-      </w:pPr>
-      <w:r>
-        <w:rPr>
-          <w:rFonts w:ascii="Fira Code" w:eastAsia="Times New Roman" w:hAnsi="Fira Code" w:cs="Fira Code"/>
-          <w:color w:val="FFFFFF"/>
-          <w:sz w:val="15"/>
-          <w:szCs w:val="15"/>
-          <w:lang w:val="es-MX" w:eastAsia="es-MX"/>
+          <w:lang w:val="en-US" w:eastAsia="es-MX"/>
+        </w:rPr>
+      </w:pPr>
+      <w:r>
+        <w:rPr>
+          <w:rFonts w:ascii="Fira Code" w:eastAsia="Times New Roman" w:hAnsi="Fira Code" w:cs="Fira Code"/>
+          <w:color w:val="FFFFFF"/>
+          <w:sz w:val="15"/>
+          <w:szCs w:val="15"/>
+          <w:lang w:val="en-US" w:eastAsia="es-MX"/>
         </w:rPr>
         <w:t>  i: int16;</w:t>
       </w:r>
@@ -4572,16 +4572,16 @@
           <w:color w:val="FFFFFF"/>
           <w:sz w:val="15"/>
           <w:szCs w:val="15"/>
-          <w:lang w:val="es-MX" w:eastAsia="es-MX"/>
-        </w:rPr>
-      </w:pPr>
-      <w:r>
-        <w:rPr>
-          <w:rFonts w:ascii="Fira Code" w:eastAsia="Times New Roman" w:hAnsi="Fira Code" w:cs="Fira Code"/>
-          <w:color w:val="FF9D00"/>
-          <w:sz w:val="15"/>
-          <w:szCs w:val="15"/>
-          <w:lang w:val="es-MX" w:eastAsia="es-MX"/>
+          <w:lang w:val="en-US" w:eastAsia="es-MX"/>
+        </w:rPr>
+      </w:pPr>
+      <w:r>
+        <w:rPr>
+          <w:rFonts w:ascii="Fira Code" w:eastAsia="Times New Roman" w:hAnsi="Fira Code" w:cs="Fira Code"/>
+          <w:color w:val="FF9D00"/>
+          <w:sz w:val="15"/>
+          <w:szCs w:val="15"/>
+          <w:lang w:val="en-US" w:eastAsia="es-MX"/>
         </w:rPr>
         <w:t>begin</w:t>
       </w:r>
@@ -4596,16 +4596,16 @@
           <w:color w:val="FFFFFF"/>
           <w:sz w:val="15"/>
           <w:szCs w:val="15"/>
-          <w:lang w:val="es-MX" w:eastAsia="es-MX"/>
-        </w:rPr>
-      </w:pPr>
-      <w:r>
-        <w:rPr>
-          <w:rFonts w:ascii="Fira Code" w:eastAsia="Times New Roman" w:hAnsi="Fira Code" w:cs="Fira Code"/>
-          <w:color w:val="FFFFFF"/>
-          <w:sz w:val="15"/>
-          <w:szCs w:val="15"/>
-          <w:lang w:val="es-MX" w:eastAsia="es-MX"/>
+          <w:lang w:val="en-US" w:eastAsia="es-MX"/>
+        </w:rPr>
+      </w:pPr>
+      <w:r>
+        <w:rPr>
+          <w:rFonts w:ascii="Fira Code" w:eastAsia="Times New Roman" w:hAnsi="Fira Code" w:cs="Fira Code"/>
+          <w:color w:val="FFFFFF"/>
+          <w:sz w:val="15"/>
+          <w:szCs w:val="15"/>
+          <w:lang w:val="en-US" w:eastAsia="es-MX"/>
         </w:rPr>
         <w:t>  i:=</w:t>
       </w:r>
@@ -4615,7 +4615,7 @@
           <w:color w:val="FF628C"/>
           <w:sz w:val="15"/>
           <w:szCs w:val="15"/>
-          <w:lang w:val="es-MX" w:eastAsia="es-MX"/>
+          <w:lang w:val="en-US" w:eastAsia="es-MX"/>
         </w:rPr>
         <w:t>0</w:t>
       </w:r>
@@ -4625,7 +4625,7 @@
           <w:color w:val="FFFFFF"/>
           <w:sz w:val="15"/>
           <w:szCs w:val="15"/>
-          <w:lang w:val="es-MX" w:eastAsia="es-MX"/>
+          <w:lang w:val="en-US" w:eastAsia="es-MX"/>
         </w:rPr>
         <w:t>;</w:t>
       </w:r>
@@ -4649,7 +4649,7 @@
           <w:color w:val="FFFFFF"/>
           <w:sz w:val="15"/>
           <w:szCs w:val="15"/>
-          <w:lang w:val="es-MX" w:eastAsia="es-MX"/>
+          <w:lang w:val="en-US" w:eastAsia="es-MX"/>
         </w:rPr>
         <w:t xml:space="preserve">  </w:t>
       </w:r>
@@ -5260,16 +5260,16 @@
           <w:color w:val="FFFFFF"/>
           <w:sz w:val="15"/>
           <w:szCs w:val="15"/>
-          <w:lang w:val="es-MX" w:eastAsia="es-MX"/>
-        </w:rPr>
-      </w:pPr>
-      <w:r>
-        <w:rPr>
-          <w:rFonts w:ascii="Fira Code" w:eastAsia="Times New Roman" w:hAnsi="Fira Code" w:cs="Fira Code"/>
-          <w:color w:val="FF9D00"/>
-          <w:sz w:val="15"/>
-          <w:szCs w:val="15"/>
-          <w:lang w:val="es-MX" w:eastAsia="es-MX"/>
+          <w:lang w:val="en-US" w:eastAsia="es-MX"/>
+        </w:rPr>
+      </w:pPr>
+      <w:r>
+        <w:rPr>
+          <w:rFonts w:ascii="Fira Code" w:eastAsia="Times New Roman" w:hAnsi="Fira Code" w:cs="Fira Code"/>
+          <w:color w:val="FF9D00"/>
+          <w:sz w:val="15"/>
+          <w:szCs w:val="15"/>
+          <w:lang w:val="en-US" w:eastAsia="es-MX"/>
         </w:rPr>
         <w:lastRenderedPageBreak/>
         <w:t>var</w:t>
@@ -5285,16 +5285,16 @@
           <w:color w:val="FFFFFF"/>
           <w:sz w:val="15"/>
           <w:szCs w:val="15"/>
-          <w:lang w:val="es-MX" w:eastAsia="es-MX"/>
-        </w:rPr>
-      </w:pPr>
-      <w:r>
-        <w:rPr>
-          <w:rFonts w:ascii="Fira Code" w:eastAsia="Times New Roman" w:hAnsi="Fira Code" w:cs="Fira Code"/>
-          <w:color w:val="FFFFFF"/>
-          <w:sz w:val="15"/>
-          <w:szCs w:val="15"/>
-          <w:lang w:val="es-MX" w:eastAsia="es-MX"/>
+          <w:lang w:val="en-US" w:eastAsia="es-MX"/>
+        </w:rPr>
+      </w:pPr>
+      <w:r>
+        <w:rPr>
+          <w:rFonts w:ascii="Fira Code" w:eastAsia="Times New Roman" w:hAnsi="Fira Code" w:cs="Fira Code"/>
+          <w:color w:val="FFFFFF"/>
+          <w:sz w:val="15"/>
+          <w:szCs w:val="15"/>
+          <w:lang w:val="en-US" w:eastAsia="es-MX"/>
         </w:rPr>
         <w:t>  i: int8;</w:t>
       </w:r>
@@ -5309,16 +5309,16 @@
           <w:color w:val="FFFFFF"/>
           <w:sz w:val="15"/>
           <w:szCs w:val="15"/>
-          <w:lang w:val="es-MX" w:eastAsia="es-MX"/>
-        </w:rPr>
-      </w:pPr>
-      <w:r>
-        <w:rPr>
-          <w:rFonts w:ascii="Fira Code" w:eastAsia="Times New Roman" w:hAnsi="Fira Code" w:cs="Fira Code"/>
-          <w:color w:val="FFFFFF"/>
-          <w:sz w:val="15"/>
-          <w:szCs w:val="15"/>
-          <w:lang w:val="es-MX" w:eastAsia="es-MX"/>
+          <w:lang w:val="en-US" w:eastAsia="es-MX"/>
+        </w:rPr>
+      </w:pPr>
+      <w:r>
+        <w:rPr>
+          <w:rFonts w:ascii="Fira Code" w:eastAsia="Times New Roman" w:hAnsi="Fira Code" w:cs="Fira Code"/>
+          <w:color w:val="FFFFFF"/>
+          <w:sz w:val="15"/>
+          <w:szCs w:val="15"/>
+          <w:lang w:val="en-US" w:eastAsia="es-MX"/>
         </w:rPr>
         <w:t>  suma: int16;</w:t>
       </w:r>
@@ -21004,7 +21004,7 @@
           <w:color w:val="FFFFFF"/>
           <w:sz w:val="15"/>
           <w:szCs w:val="15"/>
-          <w:lang w:val="es-MX" w:eastAsia="es-MX"/>
+          <w:lang w:val="en-US" w:eastAsia="es-MX"/>
         </w:rPr>
       </w:pPr>
       <w:r>
@@ -21016,7 +21016,17 @@
           <w:lang w:val="es-MX" w:eastAsia="es-MX"/>
         </w:rPr>
         <w:lastRenderedPageBreak/>
-        <w:t>  i:=random(</w:t>
+        <w:t xml:space="preserve">  </w:t>
+      </w:r>
+      <w:r>
+        <w:rPr>
+          <w:rFonts w:ascii="Fira Code" w:eastAsia="Times New Roman" w:hAnsi="Fira Code" w:cs="Fira Code"/>
+          <w:color w:val="FFFFFF"/>
+          <w:sz w:val="15"/>
+          <w:szCs w:val="15"/>
+          <w:lang w:val="en-US" w:eastAsia="es-MX"/>
+        </w:rPr>
+        <w:t>i:=random(</w:t>
       </w:r>
       <w:r>
         <w:rPr>
@@ -21024,7 +21034,7 @@
           <w:color w:val="FF628C"/>
           <w:sz w:val="15"/>
           <w:szCs w:val="15"/>
-          <w:lang w:val="es-MX" w:eastAsia="es-MX"/>
+          <w:lang w:val="en-US" w:eastAsia="es-MX"/>
         </w:rPr>
         <w:t>100</w:t>
       </w:r>
@@ -21034,7 +21044,7 @@
           <w:color w:val="FFFFFF"/>
           <w:sz w:val="15"/>
           <w:szCs w:val="15"/>
-          <w:lang w:val="es-MX" w:eastAsia="es-MX"/>
+          <w:lang w:val="en-US" w:eastAsia="es-MX"/>
         </w:rPr>
         <w:t>);</w:t>
       </w:r>
@@ -21049,16 +21059,16 @@
           <w:color w:val="FFFFFF"/>
           <w:sz w:val="15"/>
           <w:szCs w:val="15"/>
-          <w:lang w:val="es-MX" w:eastAsia="es-MX"/>
-        </w:rPr>
-      </w:pPr>
-      <w:r>
-        <w:rPr>
-          <w:rFonts w:ascii="Fira Code" w:eastAsia="Times New Roman" w:hAnsi="Fira Code" w:cs="Fira Code"/>
-          <w:color w:val="FFFFFF"/>
-          <w:sz w:val="15"/>
-          <w:szCs w:val="15"/>
-          <w:lang w:val="es-MX" w:eastAsia="es-MX"/>
+          <w:lang w:val="en-US" w:eastAsia="es-MX"/>
+        </w:rPr>
+      </w:pPr>
+      <w:r>
+        <w:rPr>
+          <w:rFonts w:ascii="Fira Code" w:eastAsia="Times New Roman" w:hAnsi="Fira Code" w:cs="Fira Code"/>
+          <w:color w:val="FFFFFF"/>
+          <w:sz w:val="15"/>
+          <w:szCs w:val="15"/>
+          <w:lang w:val="en-US" w:eastAsia="es-MX"/>
         </w:rPr>
         <w:t xml:space="preserve">  </w:t>
       </w:r>
@@ -21068,7 +21078,7 @@
           <w:color w:val="FF9D00"/>
           <w:sz w:val="15"/>
           <w:szCs w:val="15"/>
-          <w:lang w:val="es-MX" w:eastAsia="es-MX"/>
+          <w:lang w:val="en-US" w:eastAsia="es-MX"/>
         </w:rPr>
         <w:t>if</w:t>
       </w:r>
@@ -21078,7 +21088,7 @@
           <w:color w:val="FFFFFF"/>
           <w:sz w:val="15"/>
           <w:szCs w:val="15"/>
-          <w:lang w:val="es-MX" w:eastAsia="es-MX"/>
+          <w:lang w:val="en-US" w:eastAsia="es-MX"/>
         </w:rPr>
         <w:t xml:space="preserve"> (i=</w:t>
       </w:r>
@@ -21088,7 +21098,7 @@
           <w:color w:val="FF628C"/>
           <w:sz w:val="15"/>
           <w:szCs w:val="15"/>
-          <w:lang w:val="es-MX" w:eastAsia="es-MX"/>
+          <w:lang w:val="en-US" w:eastAsia="es-MX"/>
         </w:rPr>
         <w:t>0</w:t>
       </w:r>
@@ -21098,7 +21108,7 @@
           <w:color w:val="FFFFFF"/>
           <w:sz w:val="15"/>
           <w:szCs w:val="15"/>
-          <w:lang w:val="es-MX" w:eastAsia="es-MX"/>
+          <w:lang w:val="en-US" w:eastAsia="es-MX"/>
         </w:rPr>
         <w:t xml:space="preserve">) </w:t>
       </w:r>
@@ -21108,7 +21118,7 @@
           <w:color w:val="FF9D00"/>
           <w:sz w:val="15"/>
           <w:szCs w:val="15"/>
-          <w:lang w:val="es-MX" w:eastAsia="es-MX"/>
+          <w:lang w:val="en-US" w:eastAsia="es-MX"/>
         </w:rPr>
         <w:t>then</w:t>
       </w:r>
@@ -21123,16 +21133,16 @@
           <w:color w:val="FFFFFF"/>
           <w:sz w:val="15"/>
           <w:szCs w:val="15"/>
-          <w:lang w:val="es-MX" w:eastAsia="es-MX"/>
-        </w:rPr>
-      </w:pPr>
-      <w:r>
-        <w:rPr>
-          <w:rFonts w:ascii="Fira Code" w:eastAsia="Times New Roman" w:hAnsi="Fira Code" w:cs="Fira Code"/>
-          <w:color w:val="FFFFFF"/>
-          <w:sz w:val="15"/>
-          <w:szCs w:val="15"/>
-          <w:lang w:val="es-MX" w:eastAsia="es-MX"/>
+          <w:lang w:val="en-US" w:eastAsia="es-MX"/>
+        </w:rPr>
+      </w:pPr>
+      <w:r>
+        <w:rPr>
+          <w:rFonts w:ascii="Fira Code" w:eastAsia="Times New Roman" w:hAnsi="Fira Code" w:cs="Fira Code"/>
+          <w:color w:val="FFFFFF"/>
+          <w:sz w:val="15"/>
+          <w:szCs w:val="15"/>
+          <w:lang w:val="en-US" w:eastAsia="es-MX"/>
         </w:rPr>
         <w:t>    registro_propiedad1.preciom2:=preciom2_salida</w:t>
       </w:r>
@@ -21156,7 +21166,7 @@
           <w:color w:val="FFFFFF"/>
           <w:sz w:val="15"/>
           <w:szCs w:val="15"/>
-          <w:lang w:val="es-MX" w:eastAsia="es-MX"/>
+          <w:lang w:val="en-US" w:eastAsia="es-MX"/>
         </w:rPr>
         <w:t xml:space="preserve">  </w:t>
       </w:r>
@@ -21425,18 +21435,28 @@
           <w:color w:val="FFFFFF"/>
           <w:sz w:val="15"/>
           <w:szCs w:val="15"/>
-          <w:lang w:val="es-MX" w:eastAsia="es-MX"/>
-        </w:rPr>
-      </w:pPr>
-      <w:r>
-        <w:rPr>
-          <w:rFonts w:ascii="Fira Code" w:eastAsia="Times New Roman" w:hAnsi="Fira Code" w:cs="Fira Code"/>
-          <w:color w:val="FFFFFF"/>
-          <w:sz w:val="15"/>
-          <w:szCs w:val="15"/>
-          <w:lang w:val="es-MX" w:eastAsia="es-MX"/>
-        </w:rPr>
-        <w:t>    registro_propiedad1.m2:=</w:t>
+          <w:lang w:val="en-US" w:eastAsia="es-MX"/>
+        </w:rPr>
+      </w:pPr>
+      <w:r>
+        <w:rPr>
+          <w:rFonts w:ascii="Fira Code" w:eastAsia="Times New Roman" w:hAnsi="Fira Code" w:cs="Fira Code"/>
+          <w:color w:val="FFFFFF"/>
+          <w:sz w:val="15"/>
+          <w:szCs w:val="15"/>
+          <w:lang w:val="es-MX" w:eastAsia="es-MX"/>
+        </w:rPr>
+        <w:t xml:space="preserve">    </w:t>
+      </w:r>
+      <w:r>
+        <w:rPr>
+          <w:rFonts w:ascii="Fira Code" w:eastAsia="Times New Roman" w:hAnsi="Fira Code" w:cs="Fira Code"/>
+          <w:color w:val="FFFFFF"/>
+          <w:sz w:val="15"/>
+          <w:szCs w:val="15"/>
+          <w:lang w:val="en-US" w:eastAsia="es-MX"/>
+        </w:rPr>
+        <w:t>registro_propiedad1.m2:=</w:t>
       </w:r>
       <w:r>
         <w:rPr>
@@ -21444,7 +21464,7 @@
           <w:color w:val="FF628C"/>
           <w:sz w:val="15"/>
           <w:szCs w:val="15"/>
-          <w:lang w:val="es-MX" w:eastAsia="es-MX"/>
+          <w:lang w:val="en-US" w:eastAsia="es-MX"/>
         </w:rPr>
         <w:t>1</w:t>
       </w:r>
@@ -21454,7 +21474,7 @@
           <w:color w:val="FFFFFF"/>
           <w:sz w:val="15"/>
           <w:szCs w:val="15"/>
-          <w:lang w:val="es-MX" w:eastAsia="es-MX"/>
+          <w:lang w:val="en-US" w:eastAsia="es-MX"/>
         </w:rPr>
         <w:t>+random(</w:t>
       </w:r>
@@ -21464,7 +21484,7 @@
           <w:color w:val="FF628C"/>
           <w:sz w:val="15"/>
           <w:szCs w:val="15"/>
-          <w:lang w:val="es-MX" w:eastAsia="es-MX"/>
+          <w:lang w:val="en-US" w:eastAsia="es-MX"/>
         </w:rPr>
         <w:t>100</w:t>
       </w:r>
@@ -21474,7 +21494,7 @@
           <w:color w:val="FFFFFF"/>
           <w:sz w:val="15"/>
           <w:szCs w:val="15"/>
-          <w:lang w:val="es-MX" w:eastAsia="es-MX"/>
+          <w:lang w:val="en-US" w:eastAsia="es-MX"/>
         </w:rPr>
         <w:t>);</w:t>
       </w:r>
@@ -21489,16 +21509,16 @@
           <w:color w:val="FFFFFF"/>
           <w:sz w:val="15"/>
           <w:szCs w:val="15"/>
-          <w:lang w:val="es-MX" w:eastAsia="es-MX"/>
-        </w:rPr>
-      </w:pPr>
-      <w:r>
-        <w:rPr>
-          <w:rFonts w:ascii="Fira Code" w:eastAsia="Times New Roman" w:hAnsi="Fira Code" w:cs="Fira Code"/>
-          <w:color w:val="FFFFFF"/>
-          <w:sz w:val="15"/>
-          <w:szCs w:val="15"/>
-          <w:lang w:val="es-MX" w:eastAsia="es-MX"/>
+          <w:lang w:val="en-US" w:eastAsia="es-MX"/>
+        </w:rPr>
+      </w:pPr>
+      <w:r>
+        <w:rPr>
+          <w:rFonts w:ascii="Fira Code" w:eastAsia="Times New Roman" w:hAnsi="Fira Code" w:cs="Fira Code"/>
+          <w:color w:val="FFFFFF"/>
+          <w:sz w:val="15"/>
+          <w:szCs w:val="15"/>
+          <w:lang w:val="en-US" w:eastAsia="es-MX"/>
         </w:rPr>
         <w:t xml:space="preserve">  </w:t>
       </w:r>
@@ -21508,7 +21528,7 @@
           <w:color w:val="FF9D00"/>
           <w:sz w:val="15"/>
           <w:szCs w:val="15"/>
-          <w:lang w:val="es-MX" w:eastAsia="es-MX"/>
+          <w:lang w:val="en-US" w:eastAsia="es-MX"/>
         </w:rPr>
         <w:t>end</w:t>
       </w:r>
@@ -21518,7 +21538,7 @@
           <w:color w:val="FFFFFF"/>
           <w:sz w:val="15"/>
           <w:szCs w:val="15"/>
-          <w:lang w:val="es-MX" w:eastAsia="es-MX"/>
+          <w:lang w:val="en-US" w:eastAsia="es-MX"/>
         </w:rPr>
         <w:t>;</w:t>
       </w:r>
@@ -21533,16 +21553,16 @@
           <w:color w:val="FFFFFF"/>
           <w:sz w:val="15"/>
           <w:szCs w:val="15"/>
-          <w:lang w:val="es-MX" w:eastAsia="es-MX"/>
-        </w:rPr>
-      </w:pPr>
-      <w:r>
-        <w:rPr>
-          <w:rFonts w:ascii="Fira Code" w:eastAsia="Times New Roman" w:hAnsi="Fira Code" w:cs="Fira Code"/>
-          <w:color w:val="FF9D00"/>
-          <w:sz w:val="15"/>
-          <w:szCs w:val="15"/>
-          <w:lang w:val="es-MX" w:eastAsia="es-MX"/>
+          <w:lang w:val="en-US" w:eastAsia="es-MX"/>
+        </w:rPr>
+      </w:pPr>
+      <w:r>
+        <w:rPr>
+          <w:rFonts w:ascii="Fira Code" w:eastAsia="Times New Roman" w:hAnsi="Fira Code" w:cs="Fira Code"/>
+          <w:color w:val="FF9D00"/>
+          <w:sz w:val="15"/>
+          <w:szCs w:val="15"/>
+          <w:lang w:val="en-US" w:eastAsia="es-MX"/>
         </w:rPr>
         <w:t>end</w:t>
       </w:r>
@@ -21552,7 +21572,7 @@
           <w:color w:val="FFFFFF"/>
           <w:sz w:val="15"/>
           <w:szCs w:val="15"/>
-          <w:lang w:val="es-MX" w:eastAsia="es-MX"/>
+          <w:lang w:val="en-US" w:eastAsia="es-MX"/>
         </w:rPr>
         <w:t>;</w:t>
       </w:r>
@@ -21976,7 +21996,7 @@
           <w:szCs w:val="15"/>
           <w:lang w:val="es-MX" w:eastAsia="es-MX"/>
         </w:rPr>
-        <w:t>  anterior:=lista_propiedades1; actual:=lista_propiedades1;</w:t>
+        <w:t>  actual:=lista_propiedades1;</w:t>
       </w:r>
     </w:p>
     <w:p>
@@ -22083,7 +22103,7 @@
           <w:color w:val="FFFFFF"/>
           <w:sz w:val="15"/>
           <w:szCs w:val="15"/>
-          <w:lang w:val="es-MX" w:eastAsia="es-MX"/>
+          <w:lang w:val="en-US" w:eastAsia="es-MX"/>
         </w:rPr>
       </w:pPr>
       <w:r>
@@ -22102,7 +22122,7 @@
           <w:color w:val="FF9D00"/>
           <w:sz w:val="15"/>
           <w:szCs w:val="15"/>
-          <w:lang w:val="es-MX" w:eastAsia="es-MX"/>
+          <w:lang w:val="en-US" w:eastAsia="es-MX"/>
         </w:rPr>
         <w:t>begin</w:t>
       </w:r>
@@ -22117,16 +22137,16 @@
           <w:color w:val="FFFFFF"/>
           <w:sz w:val="15"/>
           <w:szCs w:val="15"/>
-          <w:lang w:val="es-MX" w:eastAsia="es-MX"/>
-        </w:rPr>
-      </w:pPr>
-      <w:r>
-        <w:rPr>
-          <w:rFonts w:ascii="Fira Code" w:eastAsia="Times New Roman" w:hAnsi="Fira Code" w:cs="Fira Code"/>
-          <w:color w:val="FFFFFF"/>
-          <w:sz w:val="15"/>
-          <w:szCs w:val="15"/>
-          <w:lang w:val="es-MX" w:eastAsia="es-MX"/>
+          <w:lang w:val="en-US" w:eastAsia="es-MX"/>
+        </w:rPr>
+      </w:pPr>
+      <w:r>
+        <w:rPr>
+          <w:rFonts w:ascii="Fira Code" w:eastAsia="Times New Roman" w:hAnsi="Fira Code" w:cs="Fira Code"/>
+          <w:color w:val="FFFFFF"/>
+          <w:sz w:val="15"/>
+          <w:szCs w:val="15"/>
+          <w:lang w:val="en-US" w:eastAsia="es-MX"/>
         </w:rPr>
         <w:t>    anterior:=actual;</w:t>
       </w:r>
@@ -22141,16 +22161,16 @@
           <w:color w:val="FFFFFF"/>
           <w:sz w:val="15"/>
           <w:szCs w:val="15"/>
-          <w:lang w:val="es-MX" w:eastAsia="es-MX"/>
-        </w:rPr>
-      </w:pPr>
-      <w:r>
-        <w:rPr>
-          <w:rFonts w:ascii="Fira Code" w:eastAsia="Times New Roman" w:hAnsi="Fira Code" w:cs="Fira Code"/>
-          <w:color w:val="FFFFFF"/>
-          <w:sz w:val="15"/>
-          <w:szCs w:val="15"/>
-          <w:lang w:val="es-MX" w:eastAsia="es-MX"/>
+          <w:lang w:val="en-US" w:eastAsia="es-MX"/>
+        </w:rPr>
+      </w:pPr>
+      <w:r>
+        <w:rPr>
+          <w:rFonts w:ascii="Fira Code" w:eastAsia="Times New Roman" w:hAnsi="Fira Code" w:cs="Fira Code"/>
+          <w:color w:val="FFFFFF"/>
+          <w:sz w:val="15"/>
+          <w:szCs w:val="15"/>
+          <w:lang w:val="en-US" w:eastAsia="es-MX"/>
         </w:rPr>
         <w:t>    actual:=actual^.sig;</w:t>
       </w:r>
@@ -22165,16 +22185,16 @@
           <w:color w:val="FFFFFF"/>
           <w:sz w:val="15"/>
           <w:szCs w:val="15"/>
-          <w:lang w:val="es-MX" w:eastAsia="es-MX"/>
-        </w:rPr>
-      </w:pPr>
-      <w:r>
-        <w:rPr>
-          <w:rFonts w:ascii="Fira Code" w:eastAsia="Times New Roman" w:hAnsi="Fira Code" w:cs="Fira Code"/>
-          <w:color w:val="FFFFFF"/>
-          <w:sz w:val="15"/>
-          <w:szCs w:val="15"/>
-          <w:lang w:val="es-MX" w:eastAsia="es-MX"/>
+          <w:lang w:val="en-US" w:eastAsia="es-MX"/>
+        </w:rPr>
+      </w:pPr>
+      <w:r>
+        <w:rPr>
+          <w:rFonts w:ascii="Fira Code" w:eastAsia="Times New Roman" w:hAnsi="Fira Code" w:cs="Fira Code"/>
+          <w:color w:val="FFFFFF"/>
+          <w:sz w:val="15"/>
+          <w:szCs w:val="15"/>
+          <w:lang w:val="en-US" w:eastAsia="es-MX"/>
         </w:rPr>
         <w:t xml:space="preserve">  </w:t>
       </w:r>
@@ -22184,7 +22204,7 @@
           <w:color w:val="FF9D00"/>
           <w:sz w:val="15"/>
           <w:szCs w:val="15"/>
-          <w:lang w:val="es-MX" w:eastAsia="es-MX"/>
+          <w:lang w:val="en-US" w:eastAsia="es-MX"/>
         </w:rPr>
         <w:t>end</w:t>
       </w:r>
@@ -22194,7 +22214,7 @@
           <w:color w:val="FFFFFF"/>
           <w:sz w:val="15"/>
           <w:szCs w:val="15"/>
-          <w:lang w:val="es-MX" w:eastAsia="es-MX"/>
+          <w:lang w:val="en-US" w:eastAsia="es-MX"/>
         </w:rPr>
         <w:t>;</w:t>
       </w:r>
@@ -22218,7 +22238,7 @@
           <w:color w:val="FFFFFF"/>
           <w:sz w:val="15"/>
           <w:szCs w:val="15"/>
-          <w:lang w:val="es-MX" w:eastAsia="es-MX"/>
+          <w:lang w:val="en-US" w:eastAsia="es-MX"/>
         </w:rPr>
         <w:t xml:space="preserve">  </w:t>
       </w:r>
@@ -24145,16 +24165,16 @@
           <w:color w:val="FFFFFF"/>
           <w:sz w:val="15"/>
           <w:szCs w:val="15"/>
-          <w:lang w:val="es-MX" w:eastAsia="es-MX"/>
-        </w:rPr>
-      </w:pPr>
-      <w:r>
-        <w:rPr>
-          <w:rFonts w:ascii="Fira Code" w:eastAsia="Times New Roman" w:hAnsi="Fira Code" w:cs="Fira Code"/>
-          <w:color w:val="FF9D00"/>
-          <w:sz w:val="15"/>
-          <w:szCs w:val="15"/>
-          <w:lang w:val="es-MX" w:eastAsia="es-MX"/>
+          <w:lang w:val="en-US" w:eastAsia="es-MX"/>
+        </w:rPr>
+      </w:pPr>
+      <w:r>
+        <w:rPr>
+          <w:rFonts w:ascii="Fira Code" w:eastAsia="Times New Roman" w:hAnsi="Fira Code" w:cs="Fira Code"/>
+          <w:color w:val="FF9D00"/>
+          <w:sz w:val="15"/>
+          <w:szCs w:val="15"/>
+          <w:lang w:val="en-US" w:eastAsia="es-MX"/>
         </w:rPr>
         <w:lastRenderedPageBreak/>
         <w:t>var</w:t>
@@ -24170,16 +24190,16 @@
           <w:color w:val="FFFFFF"/>
           <w:sz w:val="15"/>
           <w:szCs w:val="15"/>
-          <w:lang w:val="es-MX" w:eastAsia="es-MX"/>
-        </w:rPr>
-      </w:pPr>
-      <w:r>
-        <w:rPr>
-          <w:rFonts w:ascii="Fira Code" w:eastAsia="Times New Roman" w:hAnsi="Fira Code" w:cs="Fira Code"/>
-          <w:color w:val="FFFFFF"/>
-          <w:sz w:val="15"/>
-          <w:szCs w:val="15"/>
-          <w:lang w:val="es-MX" w:eastAsia="es-MX"/>
+          <w:lang w:val="en-US" w:eastAsia="es-MX"/>
+        </w:rPr>
+      </w:pPr>
+      <w:r>
+        <w:rPr>
+          <w:rFonts w:ascii="Fira Code" w:eastAsia="Times New Roman" w:hAnsi="Fira Code" w:cs="Fira Code"/>
+          <w:color w:val="FFFFFF"/>
+          <w:sz w:val="15"/>
+          <w:szCs w:val="15"/>
+          <w:lang w:val="en-US" w:eastAsia="es-MX"/>
         </w:rPr>
         <w:t>  i: int16;</w:t>
       </w:r>
@@ -24194,16 +24214,16 @@
           <w:color w:val="FFFFFF"/>
           <w:sz w:val="15"/>
           <w:szCs w:val="15"/>
-          <w:lang w:val="es-MX" w:eastAsia="es-MX"/>
-        </w:rPr>
-      </w:pPr>
-      <w:r>
-        <w:rPr>
-          <w:rFonts w:ascii="Fira Code" w:eastAsia="Times New Roman" w:hAnsi="Fira Code" w:cs="Fira Code"/>
-          <w:color w:val="FF9D00"/>
-          <w:sz w:val="15"/>
-          <w:szCs w:val="15"/>
-          <w:lang w:val="es-MX" w:eastAsia="es-MX"/>
+          <w:lang w:val="en-US" w:eastAsia="es-MX"/>
+        </w:rPr>
+      </w:pPr>
+      <w:r>
+        <w:rPr>
+          <w:rFonts w:ascii="Fira Code" w:eastAsia="Times New Roman" w:hAnsi="Fira Code" w:cs="Fira Code"/>
+          <w:color w:val="FF9D00"/>
+          <w:sz w:val="15"/>
+          <w:szCs w:val="15"/>
+          <w:lang w:val="en-US" w:eastAsia="es-MX"/>
         </w:rPr>
         <w:t>begin</w:t>
       </w:r>
@@ -24218,16 +24238,16 @@
           <w:color w:val="FFFFFF"/>
           <w:sz w:val="15"/>
           <w:szCs w:val="15"/>
-          <w:lang w:val="es-MX" w:eastAsia="es-MX"/>
-        </w:rPr>
-      </w:pPr>
-      <w:r>
-        <w:rPr>
-          <w:rFonts w:ascii="Fira Code" w:eastAsia="Times New Roman" w:hAnsi="Fira Code" w:cs="Fira Code"/>
-          <w:color w:val="FFFFFF"/>
-          <w:sz w:val="15"/>
-          <w:szCs w:val="15"/>
-          <w:lang w:val="es-MX" w:eastAsia="es-MX"/>
+          <w:lang w:val="en-US" w:eastAsia="es-MX"/>
+        </w:rPr>
+      </w:pPr>
+      <w:r>
+        <w:rPr>
+          <w:rFonts w:ascii="Fira Code" w:eastAsia="Times New Roman" w:hAnsi="Fira Code" w:cs="Fira Code"/>
+          <w:color w:val="FFFFFF"/>
+          <w:sz w:val="15"/>
+          <w:szCs w:val="15"/>
+          <w:lang w:val="en-US" w:eastAsia="es-MX"/>
         </w:rPr>
         <w:t>  i:=</w:t>
       </w:r>
@@ -24237,7 +24257,7 @@
           <w:color w:val="FF628C"/>
           <w:sz w:val="15"/>
           <w:szCs w:val="15"/>
-          <w:lang w:val="es-MX" w:eastAsia="es-MX"/>
+          <w:lang w:val="en-US" w:eastAsia="es-MX"/>
         </w:rPr>
         <w:t>0</w:t>
       </w:r>
@@ -24247,7 +24267,7 @@
           <w:color w:val="FFFFFF"/>
           <w:sz w:val="15"/>
           <w:szCs w:val="15"/>
-          <w:lang w:val="es-MX" w:eastAsia="es-MX"/>
+          <w:lang w:val="en-US" w:eastAsia="es-MX"/>
         </w:rPr>
         <w:t>;</w:t>
       </w:r>
@@ -24271,7 +24291,7 @@
           <w:color w:val="FFFFFF"/>
           <w:sz w:val="15"/>
           <w:szCs w:val="15"/>
-          <w:lang w:val="es-MX" w:eastAsia="es-MX"/>
+          <w:lang w:val="en-US" w:eastAsia="es-MX"/>
         </w:rPr>
         <w:t xml:space="preserve">  </w:t>
       </w:r>
@@ -25802,16 +25822,16 @@
           <w:color w:val="FFFFFF"/>
           <w:sz w:val="15"/>
           <w:szCs w:val="15"/>
-          <w:lang w:val="es-MX" w:eastAsia="es-MX"/>
-        </w:rPr>
-      </w:pPr>
-      <w:r>
-        <w:rPr>
-          <w:rFonts w:ascii="Fira Code" w:eastAsia="Times New Roman" w:hAnsi="Fira Code" w:cs="Fira Code"/>
-          <w:color w:val="FF9D00"/>
-          <w:sz w:val="15"/>
-          <w:szCs w:val="15"/>
-          <w:lang w:val="es-MX" w:eastAsia="es-MX"/>
+          <w:lang w:val="en-US" w:eastAsia="es-MX"/>
+        </w:rPr>
+      </w:pPr>
+      <w:r>
+        <w:rPr>
+          <w:rFonts w:ascii="Fira Code" w:eastAsia="Times New Roman" w:hAnsi="Fira Code" w:cs="Fira Code"/>
+          <w:color w:val="FF9D00"/>
+          <w:sz w:val="15"/>
+          <w:szCs w:val="15"/>
+          <w:lang w:val="en-US" w:eastAsia="es-MX"/>
         </w:rPr>
         <w:t>var</w:t>
       </w:r>
@@ -25826,16 +25846,16 @@
           <w:color w:val="FFFFFF"/>
           <w:sz w:val="15"/>
           <w:szCs w:val="15"/>
-          <w:lang w:val="es-MX" w:eastAsia="es-MX"/>
-        </w:rPr>
-      </w:pPr>
-      <w:r>
-        <w:rPr>
-          <w:rFonts w:ascii="Fira Code" w:eastAsia="Times New Roman" w:hAnsi="Fira Code" w:cs="Fira Code"/>
-          <w:color w:val="FFFFFF"/>
-          <w:sz w:val="15"/>
-          <w:szCs w:val="15"/>
-          <w:lang w:val="es-MX" w:eastAsia="es-MX"/>
+          <w:lang w:val="en-US" w:eastAsia="es-MX"/>
+        </w:rPr>
+      </w:pPr>
+      <w:r>
+        <w:rPr>
+          <w:rFonts w:ascii="Fira Code" w:eastAsia="Times New Roman" w:hAnsi="Fira Code" w:cs="Fira Code"/>
+          <w:color w:val="FFFFFF"/>
+          <w:sz w:val="15"/>
+          <w:szCs w:val="15"/>
+          <w:lang w:val="en-US" w:eastAsia="es-MX"/>
         </w:rPr>
         <w:t>  i: int16;</w:t>
       </w:r>
@@ -25850,16 +25870,16 @@
           <w:color w:val="FFFFFF"/>
           <w:sz w:val="15"/>
           <w:szCs w:val="15"/>
-          <w:lang w:val="es-MX" w:eastAsia="es-MX"/>
-        </w:rPr>
-      </w:pPr>
-      <w:r>
-        <w:rPr>
-          <w:rFonts w:ascii="Fira Code" w:eastAsia="Times New Roman" w:hAnsi="Fira Code" w:cs="Fira Code"/>
-          <w:color w:val="FF9D00"/>
-          <w:sz w:val="15"/>
-          <w:szCs w:val="15"/>
-          <w:lang w:val="es-MX" w:eastAsia="es-MX"/>
+          <w:lang w:val="en-US" w:eastAsia="es-MX"/>
+        </w:rPr>
+      </w:pPr>
+      <w:r>
+        <w:rPr>
+          <w:rFonts w:ascii="Fira Code" w:eastAsia="Times New Roman" w:hAnsi="Fira Code" w:cs="Fira Code"/>
+          <w:color w:val="FF9D00"/>
+          <w:sz w:val="15"/>
+          <w:szCs w:val="15"/>
+          <w:lang w:val="en-US" w:eastAsia="es-MX"/>
         </w:rPr>
         <w:t>begin</w:t>
       </w:r>
@@ -25874,16 +25894,16 @@
           <w:color w:val="FFFFFF"/>
           <w:sz w:val="15"/>
           <w:szCs w:val="15"/>
-          <w:lang w:val="es-MX" w:eastAsia="es-MX"/>
-        </w:rPr>
-      </w:pPr>
-      <w:r>
-        <w:rPr>
-          <w:rFonts w:ascii="Fira Code" w:eastAsia="Times New Roman" w:hAnsi="Fira Code" w:cs="Fira Code"/>
-          <w:color w:val="FFFFFF"/>
-          <w:sz w:val="15"/>
-          <w:szCs w:val="15"/>
-          <w:lang w:val="es-MX" w:eastAsia="es-MX"/>
+          <w:lang w:val="en-US" w:eastAsia="es-MX"/>
+        </w:rPr>
+      </w:pPr>
+      <w:r>
+        <w:rPr>
+          <w:rFonts w:ascii="Fira Code" w:eastAsia="Times New Roman" w:hAnsi="Fira Code" w:cs="Fira Code"/>
+          <w:color w:val="FFFFFF"/>
+          <w:sz w:val="15"/>
+          <w:szCs w:val="15"/>
+          <w:lang w:val="en-US" w:eastAsia="es-MX"/>
         </w:rPr>
         <w:t>  i:=</w:t>
       </w:r>
@@ -25893,7 +25913,7 @@
           <w:color w:val="FF628C"/>
           <w:sz w:val="15"/>
           <w:szCs w:val="15"/>
-          <w:lang w:val="es-MX" w:eastAsia="es-MX"/>
+          <w:lang w:val="en-US" w:eastAsia="es-MX"/>
         </w:rPr>
         <w:t>0</w:t>
       </w:r>
@@ -25903,7 +25923,7 @@
           <w:color w:val="FFFFFF"/>
           <w:sz w:val="15"/>
           <w:szCs w:val="15"/>
-          <w:lang w:val="es-MX" w:eastAsia="es-MX"/>
+          <w:lang w:val="en-US" w:eastAsia="es-MX"/>
         </w:rPr>
         <w:t>;</w:t>
       </w:r>
@@ -25927,7 +25947,7 @@
           <w:color w:val="FFFFFF"/>
           <w:sz w:val="15"/>
           <w:szCs w:val="15"/>
-          <w:lang w:val="es-MX" w:eastAsia="es-MX"/>
+          <w:lang w:val="en-US" w:eastAsia="es-MX"/>
         </w:rPr>
         <w:t xml:space="preserve">  </w:t>
       </w:r>
@@ -26865,7 +26885,7 @@
           <w:color w:val="FFFFFF"/>
           <w:sz w:val="15"/>
           <w:szCs w:val="15"/>
-          <w:lang w:val="es-MX" w:eastAsia="es-MX"/>
+          <w:lang w:val="en-US" w:eastAsia="es-MX"/>
         </w:rPr>
       </w:pPr>
       <w:r>
@@ -26884,7 +26904,7 @@
           <w:color w:val="FF9D00"/>
           <w:sz w:val="15"/>
           <w:szCs w:val="15"/>
-          <w:lang w:val="es-MX" w:eastAsia="es-MX"/>
+          <w:lang w:val="en-US" w:eastAsia="es-MX"/>
         </w:rPr>
         <w:t>writeln</w:t>
       </w:r>
@@ -26894,7 +26914,7 @@
           <w:color w:val="FFFFFF"/>
           <w:sz w:val="15"/>
           <w:szCs w:val="15"/>
-          <w:lang w:val="es-MX" w:eastAsia="es-MX"/>
+          <w:lang w:val="en-US" w:eastAsia="es-MX"/>
         </w:rPr>
         <w:t xml:space="preserve">(); </w:t>
       </w:r>
@@ -26904,7 +26924,7 @@
           <w:color w:val="FF9D00"/>
           <w:sz w:val="15"/>
           <w:szCs w:val="15"/>
-          <w:lang w:val="es-MX" w:eastAsia="es-MX"/>
+          <w:lang w:val="en-US" w:eastAsia="es-MX"/>
         </w:rPr>
         <w:t>textcolor</w:t>
       </w:r>
@@ -26914,7 +26934,7 @@
           <w:color w:val="FFFFFF"/>
           <w:sz w:val="15"/>
           <w:szCs w:val="15"/>
-          <w:lang w:val="es-MX" w:eastAsia="es-MX"/>
+          <w:lang w:val="en-US" w:eastAsia="es-MX"/>
         </w:rPr>
         <w:t xml:space="preserve">(red); </w:t>
       </w:r>
@@ -26924,7 +26944,7 @@
           <w:color w:val="FF9D00"/>
           <w:sz w:val="15"/>
           <w:szCs w:val="15"/>
-          <w:lang w:val="es-MX" w:eastAsia="es-MX"/>
+          <w:lang w:val="en-US" w:eastAsia="es-MX"/>
         </w:rPr>
         <w:t>writeln</w:t>
       </w:r>
@@ -26934,7 +26954,7 @@
           <w:color w:val="FFFFFF"/>
           <w:sz w:val="15"/>
           <w:szCs w:val="15"/>
-          <w:lang w:val="es-MX" w:eastAsia="es-MX"/>
+          <w:lang w:val="en-US" w:eastAsia="es-MX"/>
         </w:rPr>
         <w:t>(</w:t>
       </w:r>
@@ -26944,7 +26964,7 @@
           <w:color w:val="92FC79"/>
           <w:sz w:val="15"/>
           <w:szCs w:val="15"/>
-          <w:lang w:val="es-MX" w:eastAsia="es-MX"/>
+          <w:lang w:val="en-US" w:eastAsia="es-MX"/>
         </w:rPr>
         <w:t>'</w:t>
       </w:r>
@@ -26954,7 +26974,7 @@
           <w:color w:val="A5FF90"/>
           <w:sz w:val="15"/>
           <w:szCs w:val="15"/>
-          <w:lang w:val="es-MX" w:eastAsia="es-MX"/>
+          <w:lang w:val="en-US" w:eastAsia="es-MX"/>
         </w:rPr>
         <w:t>INCISO (b):</w:t>
       </w:r>
@@ -26964,7 +26984,7 @@
           <w:color w:val="92FC79"/>
           <w:sz w:val="15"/>
           <w:szCs w:val="15"/>
-          <w:lang w:val="es-MX" w:eastAsia="es-MX"/>
+          <w:lang w:val="en-US" w:eastAsia="es-MX"/>
         </w:rPr>
         <w:t>'</w:t>
       </w:r>
@@ -26974,7 +26994,7 @@
           <w:color w:val="FFFFFF"/>
           <w:sz w:val="15"/>
           <w:szCs w:val="15"/>
-          <w:lang w:val="es-MX" w:eastAsia="es-MX"/>
+          <w:lang w:val="en-US" w:eastAsia="es-MX"/>
         </w:rPr>
         <w:t xml:space="preserve">); </w:t>
       </w:r>
@@ -26984,7 +27004,7 @@
           <w:color w:val="FF9D00"/>
           <w:sz w:val="15"/>
           <w:szCs w:val="15"/>
-          <w:lang w:val="es-MX" w:eastAsia="es-MX"/>
+          <w:lang w:val="en-US" w:eastAsia="es-MX"/>
         </w:rPr>
         <w:t>writeln</w:t>
       </w:r>
@@ -26994,7 +27014,7 @@
           <w:color w:val="FFFFFF"/>
           <w:sz w:val="15"/>
           <w:szCs w:val="15"/>
-          <w:lang w:val="es-MX" w:eastAsia="es-MX"/>
+          <w:lang w:val="en-US" w:eastAsia="es-MX"/>
         </w:rPr>
         <w:t>();</w:t>
       </w:r>
@@ -27018,9 +27038,19 @@
           <w:color w:val="FFFFFF"/>
           <w:sz w:val="15"/>
           <w:szCs w:val="15"/>
-          <w:lang w:val="es-MX" w:eastAsia="es-MX"/>
-        </w:rPr>
-        <w:t>  zona:=zona_ini+random(zona_fin);</w:t>
+          <w:lang w:val="en-US" w:eastAsia="es-MX"/>
+        </w:rPr>
+        <w:t xml:space="preserve">  </w:t>
+      </w:r>
+      <w:r>
+        <w:rPr>
+          <w:rFonts w:ascii="Fira Code" w:eastAsia="Times New Roman" w:hAnsi="Fira Code" w:cs="Fira Code"/>
+          <w:color w:val="FFFFFF"/>
+          <w:sz w:val="15"/>
+          <w:szCs w:val="15"/>
+          <w:lang w:val="es-MX" w:eastAsia="es-MX"/>
+        </w:rPr>
+        <w:t>zona:=zona_ini+random(zona_fin);</w:t>
       </w:r>
     </w:p>
     <w:p>
@@ -37711,7 +37741,7 @@
 </file>
 
 <file path=word/endnotes.xml><?xml version="1.0" encoding="utf-8"?>
-<w:endnotes xmlns:wpc="http://schemas.microsoft.com/office/word/2010/wordprocessingCanvas" xmlns:cx="http://schemas.microsoft.com/office/drawing/2014/chartex" xmlns:cx1="http://schemas.microsoft.com/office/drawing/2015/9/8/chartex" xmlns:cx2="http://schemas.microsoft.com/office/drawing/2015/10/21/chartex" xmlns:cx3="http://schemas.microsoft.com/office/drawing/2016/5/9/chartex" xmlns:cx4="http://schemas.microsoft.com/office/drawing/2016/5/10/chartex" xmlns:cx5="http://schemas.microsoft.com/office/drawing/2016/5/11/chartex" xmlns:cx6="http://schemas.microsoft.com/office/drawing/2016/5/12/chartex" xmlns:cx7="http://schemas.microsoft.com/office/drawing/2016/5/13/chartex" xmlns:cx8="http://schemas.microsoft.com/office/drawing/2016/5/14/chartex" xmlns:mc="http://schemas.openxmlformats.org/markup-compatibility/2006" xmlns:aink="http://schemas.microsoft.com/office/drawing/2016/ink" xmlns:am3d="http://schemas.microsoft.com/office/drawing/2017/model3d" xmlns:o="urn:schemas-microsoft-com:office:office" xmlns:oel="http://schemas.microsoft.com/office/2019/extlst" xmlns:r="http://schemas.openxmlformats.org/officeDocument/2006/relationships" xmlns:m="http://schemas.openxmlformats.org/officeDocument/2006/math" xmlns:v="urn:schemas-microsoft-com:vml" xmlns:wp14="http://schemas.microsoft.com/office/word/2010/wordprocessingDrawing" xmlns:wp="http://schemas.openxmlformats.org/drawingml/2006/wordprocessingDrawing" xmlns:w10="urn:schemas-microsoft-com:office:word" xmlns:w="http://schemas.openxmlformats.org/wordprocessingml/2006/main" xmlns:w14="http://schemas.microsoft.com/office/word/2010/wordml" xmlns:w15="http://schemas.microsoft.com/office/word/2012/wordml" xmlns:w16cex="http://schemas.microsoft.com/office/word/2018/wordml/cex" xmlns:w16cid="http://schemas.microsoft.com/office/word/2016/wordml/cid" xmlns:w16="http://schemas.microsoft.com/office/word/2018/wordml" xmlns:w16du="http://schemas.microsoft.com/office/word/2023/wordml/word16du" xmlns:w16sdtdh="http://schemas.microsoft.com/office/word/2020/wordml/sdtdatahash" xmlns:w16se="http://schemas.microsoft.com/office/word/2015/wordml/symex" xmlns:wpg="http://schemas.microsoft.com/office/word/2010/wordprocessingGroup" xmlns:wpi="http://schemas.microsoft.com/office/word/2010/wordprocessingInk" xmlns:wne="http://schemas.microsoft.com/office/word/2006/wordml" xmlns:wps="http://schemas.microsoft.com/office/word/2010/wordprocessingShape" mc:Ignorable="w14 w15 w16se w16cid w16 w16cex w16sdtdh w16du wp14">
+<w:endnotes xmlns:wpc="http://schemas.microsoft.com/office/word/2010/wordprocessingCanvas" xmlns:cx="http://schemas.microsoft.com/office/drawing/2014/chartex" xmlns:cx1="http://schemas.microsoft.com/office/drawing/2015/9/8/chartex" xmlns:cx2="http://schemas.microsoft.com/office/drawing/2015/10/21/chartex" xmlns:cx3="http://schemas.microsoft.com/office/drawing/2016/5/9/chartex" xmlns:cx4="http://schemas.microsoft.com/office/drawing/2016/5/10/chartex" xmlns:cx5="http://schemas.microsoft.com/office/drawing/2016/5/11/chartex" xmlns:cx6="http://schemas.microsoft.com/office/drawing/2016/5/12/chartex" xmlns:cx7="http://schemas.microsoft.com/office/drawing/2016/5/13/chartex" xmlns:cx8="http://schemas.microsoft.com/office/drawing/2016/5/14/chartex" xmlns:mc="http://schemas.openxmlformats.org/markup-compatibility/2006" xmlns:aink="http://schemas.microsoft.com/office/drawing/2016/ink" xmlns:am3d="http://schemas.microsoft.com/office/drawing/2017/model3d" xmlns:o="urn:schemas-microsoft-com:office:office" xmlns:oel="http://schemas.microsoft.com/office/2019/extlst" xmlns:r="http://schemas.openxmlformats.org/officeDocument/2006/relationships" xmlns:m="http://schemas.openxmlformats.org/officeDocument/2006/math" xmlns:v="urn:schemas-microsoft-com:vml" xmlns:wp14="http://schemas.microsoft.com/office/word/2010/wordprocessingDrawing" xmlns:wp="http://schemas.openxmlformats.org/drawingml/2006/wordprocessingDrawing" xmlns:w10="urn:schemas-microsoft-com:office:word" xmlns:w="http://schemas.openxmlformats.org/wordprocessingml/2006/main" xmlns:w14="http://schemas.microsoft.com/office/word/2010/wordml" xmlns:w15="http://schemas.microsoft.com/office/word/2012/wordml" xmlns:w16cex="http://schemas.microsoft.com/office/word/2018/wordml/cex" xmlns:w16cid="http://schemas.microsoft.com/office/word/2016/wordml/cid" xmlns:w16="http://schemas.microsoft.com/office/word/2018/wordml" xmlns:w16du="http://schemas.microsoft.com/office/word/2023/wordml/word16du" xmlns:w16sdtdh="http://schemas.microsoft.com/office/word/2020/wordml/sdtdatahash" xmlns:w16sdtfl="http://schemas.microsoft.com/office/word/2024/wordml/sdtformatlock" xmlns:w16se="http://schemas.microsoft.com/office/word/2015/wordml/symex" xmlns:wpg="http://schemas.microsoft.com/office/word/2010/wordprocessingGroup" xmlns:wpi="http://schemas.microsoft.com/office/word/2010/wordprocessingInk" xmlns:wne="http://schemas.microsoft.com/office/word/2006/wordml" xmlns:wps="http://schemas.microsoft.com/office/word/2010/wordprocessingShape" mc:Ignorable="w14 w15 w16se w16cid w16 w16cex w16sdtdh w16sdtfl w16du wp14">
   <w:endnote w:type="separator" w:id="-1">
     <w:p>
       <w:r>
@@ -37730,7 +37760,7 @@
 </file>
 
 <file path=word/footnotes.xml><?xml version="1.0" encoding="utf-8"?>
-<w:footnotes xmlns:wpc="http://schemas.microsoft.com/office/word/2010/wordprocessingCanvas" xmlns:cx="http://schemas.microsoft.com/office/drawing/2014/chartex" xmlns:cx1="http://schemas.microsoft.com/office/drawing/2015/9/8/chartex" xmlns:cx2="http://schemas.microsoft.com/office/drawing/2015/10/21/chartex" xmlns:cx3="http://schemas.microsoft.com/office/drawing/2016/5/9/chartex" xmlns:cx4="http://schemas.microsoft.com/office/drawing/2016/5/10/chartex" xmlns:cx5="http://schemas.microsoft.com/office/drawing/2016/5/11/chartex" xmlns:cx6="http://schemas.microsoft.com/office/drawing/2016/5/12/chartex" xmlns:cx7="http://schemas.microsoft.com/office/drawing/2016/5/13/chartex" xmlns:cx8="http://schemas.microsoft.com/office/drawing/2016/5/14/chartex" xmlns:mc="http://schemas.openxmlformats.org/markup-compatibility/2006" xmlns:aink="http://schemas.microsoft.com/office/drawing/2016/ink" xmlns:am3d="http://schemas.microsoft.com/office/drawing/2017/model3d" xmlns:o="urn:schemas-microsoft-com:office:office" xmlns:oel="http://schemas.microsoft.com/office/2019/extlst" xmlns:r="http://schemas.openxmlformats.org/officeDocument/2006/relationships" xmlns:m="http://schemas.openxmlformats.org/officeDocument/2006/math" xmlns:v="urn:schemas-microsoft-com:vml" xmlns:wp14="http://schemas.microsoft.com/office/word/2010/wordprocessingDrawing" xmlns:wp="http://schemas.openxmlformats.org/drawingml/2006/wordprocessingDrawing" xmlns:w10="urn:schemas-microsoft-com:office:word" xmlns:w="http://schemas.openxmlformats.org/wordprocessingml/2006/main" xmlns:w14="http://schemas.microsoft.com/office/word/2010/wordml" xmlns:w15="http://schemas.microsoft.com/office/word/2012/wordml" xmlns:w16cex="http://schemas.microsoft.com/office/word/2018/wordml/cex" xmlns:w16cid="http://schemas.microsoft.com/office/word/2016/wordml/cid" xmlns:w16="http://schemas.microsoft.com/office/word/2018/wordml" xmlns:w16du="http://schemas.microsoft.com/office/word/2023/wordml/word16du" xmlns:w16sdtdh="http://schemas.microsoft.com/office/word/2020/wordml/sdtdatahash" xmlns:w16se="http://schemas.microsoft.com/office/word/2015/wordml/symex" xmlns:wpg="http://schemas.microsoft.com/office/word/2010/wordprocessingGroup" xmlns:wpi="http://schemas.microsoft.com/office/word/2010/wordprocessingInk" xmlns:wne="http://schemas.microsoft.com/office/word/2006/wordml" xmlns:wps="http://schemas.microsoft.com/office/word/2010/wordprocessingShape" mc:Ignorable="w14 w15 w16se w16cid w16 w16cex w16sdtdh w16du wp14">
+<w:footnotes xmlns:wpc="http://schemas.microsoft.com/office/word/2010/wordprocessingCanvas" xmlns:cx="http://schemas.microsoft.com/office/drawing/2014/chartex" xmlns:cx1="http://schemas.microsoft.com/office/drawing/2015/9/8/chartex" xmlns:cx2="http://schemas.microsoft.com/office/drawing/2015/10/21/chartex" xmlns:cx3="http://schemas.microsoft.com/office/drawing/2016/5/9/chartex" xmlns:cx4="http://schemas.microsoft.com/office/drawing/2016/5/10/chartex" xmlns:cx5="http://schemas.microsoft.com/office/drawing/2016/5/11/chartex" xmlns:cx6="http://schemas.microsoft.com/office/drawing/2016/5/12/chartex" xmlns:cx7="http://schemas.microsoft.com/office/drawing/2016/5/13/chartex" xmlns:cx8="http://schemas.microsoft.com/office/drawing/2016/5/14/chartex" xmlns:mc="http://schemas.openxmlformats.org/markup-compatibility/2006" xmlns:aink="http://schemas.microsoft.com/office/drawing/2016/ink" xmlns:am3d="http://schemas.microsoft.com/office/drawing/2017/model3d" xmlns:o="urn:schemas-microsoft-com:office:office" xmlns:oel="http://schemas.microsoft.com/office/2019/extlst" xmlns:r="http://schemas.openxmlformats.org/officeDocument/2006/relationships" xmlns:m="http://schemas.openxmlformats.org/officeDocument/2006/math" xmlns:v="urn:schemas-microsoft-com:vml" xmlns:wp14="http://schemas.microsoft.com/office/word/2010/wordprocessingDrawing" xmlns:wp="http://schemas.openxmlformats.org/drawingml/2006/wordprocessingDrawing" xmlns:w10="urn:schemas-microsoft-com:office:word" xmlns:w="http://schemas.openxmlformats.org/wordprocessingml/2006/main" xmlns:w14="http://schemas.microsoft.com/office/word/2010/wordml" xmlns:w15="http://schemas.microsoft.com/office/word/2012/wordml" xmlns:w16cex="http://schemas.microsoft.com/office/word/2018/wordml/cex" xmlns:w16cid="http://schemas.microsoft.com/office/word/2016/wordml/cid" xmlns:w16="http://schemas.microsoft.com/office/word/2018/wordml" xmlns:w16du="http://schemas.microsoft.com/office/word/2023/wordml/word16du" xmlns:w16sdtdh="http://schemas.microsoft.com/office/word/2020/wordml/sdtdatahash" xmlns:w16sdtfl="http://schemas.microsoft.com/office/word/2024/wordml/sdtformatlock" xmlns:w16se="http://schemas.microsoft.com/office/word/2015/wordml/symex" xmlns:wpg="http://schemas.microsoft.com/office/word/2010/wordprocessingGroup" xmlns:wpi="http://schemas.microsoft.com/office/word/2010/wordprocessingInk" xmlns:wne="http://schemas.microsoft.com/office/word/2006/wordml" xmlns:wps="http://schemas.microsoft.com/office/word/2010/wordprocessingShape" mc:Ignorable="w14 w15 w16se w16cid w16 w16cex w16sdtdh w16sdtfl w16du wp14">
   <w:footnote w:type="separator" w:id="-1">
     <w:p>
       <w:r>
@@ -37749,7 +37779,7 @@
 </file>
 
 <file path=word/header1.xml><?xml version="1.0" encoding="utf-8"?>
-<w:hdr xmlns:wpc="http://schemas.microsoft.com/office/word/2010/wordprocessingCanvas" xmlns:cx="http://schemas.microsoft.com/office/drawing/2014/chartex" xmlns:cx1="http://schemas.microsoft.com/office/drawing/2015/9/8/chartex" xmlns:cx2="http://schemas.microsoft.com/office/drawing/2015/10/21/chartex" xmlns:cx3="http://schemas.microsoft.com/office/drawing/2016/5/9/chartex" xmlns:cx4="http://schemas.microsoft.com/office/drawing/2016/5/10/chartex" xmlns:cx5="http://schemas.microsoft.com/office/drawing/2016/5/11/chartex" xmlns:cx6="http://schemas.microsoft.com/office/drawing/2016/5/12/chartex" xmlns:cx7="http://schemas.microsoft.com/office/drawing/2016/5/13/chartex" xmlns:cx8="http://schemas.microsoft.com/office/drawing/2016/5/14/chartex" xmlns:mc="http://schemas.openxmlformats.org/markup-compatibility/2006" xmlns:aink="http://schemas.microsoft.com/office/drawing/2016/ink" xmlns:am3d="http://schemas.microsoft.com/office/drawing/2017/model3d" xmlns:o="urn:schemas-microsoft-com:office:office" xmlns:oel="http://schemas.microsoft.com/office/2019/extlst" xmlns:r="http://schemas.openxmlformats.org/officeDocument/2006/relationships" xmlns:m="http://schemas.openxmlformats.org/officeDocument/2006/math" xmlns:v="urn:schemas-microsoft-com:vml" xmlns:wp14="http://schemas.microsoft.com/office/word/2010/wordprocessingDrawing" xmlns:wp="http://schemas.openxmlformats.org/drawingml/2006/wordprocessingDrawing" xmlns:w10="urn:schemas-microsoft-com:office:word" xmlns:w="http://schemas.openxmlformats.org/wordprocessingml/2006/main" xmlns:w14="http://schemas.microsoft.com/office/word/2010/wordml" xmlns:w15="http://schemas.microsoft.com/office/word/2012/wordml" xmlns:w16cex="http://schemas.microsoft.com/office/word/2018/wordml/cex" xmlns:w16cid="http://schemas.microsoft.com/office/word/2016/wordml/cid" xmlns:w16="http://schemas.microsoft.com/office/word/2018/wordml" xmlns:w16du="http://schemas.microsoft.com/office/word/2023/wordml/word16du" xmlns:w16sdtdh="http://schemas.microsoft.com/office/word/2020/wordml/sdtdatahash" xmlns:w16se="http://schemas.microsoft.com/office/word/2015/wordml/symex" xmlns:wpg="http://schemas.microsoft.com/office/word/2010/wordprocessingGroup" xmlns:wpi="http://schemas.microsoft.com/office/word/2010/wordprocessingInk" xmlns:wne="http://schemas.microsoft.com/office/word/2006/wordml" xmlns:wps="http://schemas.microsoft.com/office/word/2010/wordprocessingShape" mc:Ignorable="w14 w15 w16se w16cid w16 w16cex w16sdtdh w16du wp14">
+<w:hdr xmlns:wpc="http://schemas.microsoft.com/office/word/2010/wordprocessingCanvas" xmlns:cx="http://schemas.microsoft.com/office/drawing/2014/chartex" xmlns:cx1="http://schemas.microsoft.com/office/drawing/2015/9/8/chartex" xmlns:cx2="http://schemas.microsoft.com/office/drawing/2015/10/21/chartex" xmlns:cx3="http://schemas.microsoft.com/office/drawing/2016/5/9/chartex" xmlns:cx4="http://schemas.microsoft.com/office/drawing/2016/5/10/chartex" xmlns:cx5="http://schemas.microsoft.com/office/drawing/2016/5/11/chartex" xmlns:cx6="http://schemas.microsoft.com/office/drawing/2016/5/12/chartex" xmlns:cx7="http://schemas.microsoft.com/office/drawing/2016/5/13/chartex" xmlns:cx8="http://schemas.microsoft.com/office/drawing/2016/5/14/chartex" xmlns:mc="http://schemas.openxmlformats.org/markup-compatibility/2006" xmlns:aink="http://schemas.microsoft.com/office/drawing/2016/ink" xmlns:am3d="http://schemas.microsoft.com/office/drawing/2017/model3d" xmlns:o="urn:schemas-microsoft-com:office:office" xmlns:oel="http://schemas.microsoft.com/office/2019/extlst" xmlns:r="http://schemas.openxmlformats.org/officeDocument/2006/relationships" xmlns:m="http://schemas.openxmlformats.org/officeDocument/2006/math" xmlns:v="urn:schemas-microsoft-com:vml" xmlns:wp14="http://schemas.microsoft.com/office/word/2010/wordprocessingDrawing" xmlns:wp="http://schemas.openxmlformats.org/drawingml/2006/wordprocessingDrawing" xmlns:w10="urn:schemas-microsoft-com:office:word" xmlns:w="http://schemas.openxmlformats.org/wordprocessingml/2006/main" xmlns:w14="http://schemas.microsoft.com/office/word/2010/wordml" xmlns:w15="http://schemas.microsoft.com/office/word/2012/wordml" xmlns:w16cex="http://schemas.microsoft.com/office/word/2018/wordml/cex" xmlns:w16cid="http://schemas.microsoft.com/office/word/2016/wordml/cid" xmlns:w16="http://schemas.microsoft.com/office/word/2018/wordml" xmlns:w16du="http://schemas.microsoft.com/office/word/2023/wordml/word16du" xmlns:w16sdtdh="http://schemas.microsoft.com/office/word/2020/wordml/sdtdatahash" xmlns:w16sdtfl="http://schemas.microsoft.com/office/word/2024/wordml/sdtformatlock" xmlns:w16se="http://schemas.microsoft.com/office/word/2015/wordml/symex" xmlns:wpg="http://schemas.microsoft.com/office/word/2010/wordprocessingGroup" xmlns:wpi="http://schemas.microsoft.com/office/word/2010/wordprocessingInk" xmlns:wne="http://schemas.microsoft.com/office/word/2006/wordml" xmlns:wps="http://schemas.microsoft.com/office/word/2010/wordprocessingShape" mc:Ignorable="w14 w15 w16se w16cid w16 w16cex w16sdtdh w16sdtfl w16du wp14">
   <w:sdt>
     <w:sdtPr>
       <w:rPr>
@@ -37925,7 +37955,7 @@
 </file>
 
 <file path=word/numbering.xml><?xml version="1.0" encoding="utf-8"?>
-<w:numbering xmlns:wpc="http://schemas.microsoft.com/office/word/2010/wordprocessingCanvas" xmlns:cx="http://schemas.microsoft.com/office/drawing/2014/chartex" xmlns:cx1="http://schemas.microsoft.com/office/drawing/2015/9/8/chartex" xmlns:cx2="http://schemas.microsoft.com/office/drawing/2015/10/21/chartex" xmlns:cx3="http://schemas.microsoft.com/office/drawing/2016/5/9/chartex" xmlns:cx4="http://schemas.microsoft.com/office/drawing/2016/5/10/chartex" xmlns:cx5="http://schemas.microsoft.com/office/drawing/2016/5/11/chartex" xmlns:cx6="http://schemas.microsoft.com/office/drawing/2016/5/12/chartex" xmlns:cx7="http://schemas.microsoft.com/office/drawing/2016/5/13/chartex" xmlns:cx8="http://schemas.microsoft.com/office/drawing/2016/5/14/chartex" xmlns:mc="http://schemas.openxmlformats.org/markup-compatibility/2006" xmlns:aink="http://schemas.microsoft.com/office/drawing/2016/ink" xmlns:am3d="http://schemas.microsoft.com/office/drawing/2017/model3d" xmlns:o="urn:schemas-microsoft-com:office:office" xmlns:oel="http://schemas.microsoft.com/office/2019/extlst" xmlns:r="http://schemas.openxmlformats.org/officeDocument/2006/relationships" xmlns:m="http://schemas.openxmlformats.org/officeDocument/2006/math" xmlns:v="urn:schemas-microsoft-com:vml" xmlns:wp14="http://schemas.microsoft.com/office/word/2010/wordprocessingDrawing" xmlns:wp="http://schemas.openxmlformats.org/drawingml/2006/wordprocessingDrawing" xmlns:w10="urn:schemas-microsoft-com:office:word" xmlns:w="http://schemas.openxmlformats.org/wordprocessingml/2006/main" xmlns:w14="http://schemas.microsoft.com/office/word/2010/wordml" xmlns:w15="http://schemas.microsoft.com/office/word/2012/wordml" xmlns:w16cex="http://schemas.microsoft.com/office/word/2018/wordml/cex" xmlns:w16cid="http://schemas.microsoft.com/office/word/2016/wordml/cid" xmlns:w16="http://schemas.microsoft.com/office/word/2018/wordml" xmlns:w16du="http://schemas.microsoft.com/office/word/2023/wordml/word16du" xmlns:w16sdtdh="http://schemas.microsoft.com/office/word/2020/wordml/sdtdatahash" xmlns:w16se="http://schemas.microsoft.com/office/word/2015/wordml/symex" xmlns:wpg="http://schemas.microsoft.com/office/word/2010/wordprocessingGroup" xmlns:wpi="http://schemas.microsoft.com/office/word/2010/wordprocessingInk" xmlns:wne="http://schemas.microsoft.com/office/word/2006/wordml" xmlns:wps="http://schemas.microsoft.com/office/word/2010/wordprocessingShape" mc:Ignorable="w14 w15 w16se w16cid w16 w16cex w16sdtdh w16du wp14">
+<w:numbering xmlns:wpc="http://schemas.microsoft.com/office/word/2010/wordprocessingCanvas" xmlns:cx="http://schemas.microsoft.com/office/drawing/2014/chartex" xmlns:cx1="http://schemas.microsoft.com/office/drawing/2015/9/8/chartex" xmlns:cx2="http://schemas.microsoft.com/office/drawing/2015/10/21/chartex" xmlns:cx3="http://schemas.microsoft.com/office/drawing/2016/5/9/chartex" xmlns:cx4="http://schemas.microsoft.com/office/drawing/2016/5/10/chartex" xmlns:cx5="http://schemas.microsoft.com/office/drawing/2016/5/11/chartex" xmlns:cx6="http://schemas.microsoft.com/office/drawing/2016/5/12/chartex" xmlns:cx7="http://schemas.microsoft.com/office/drawing/2016/5/13/chartex" xmlns:cx8="http://schemas.microsoft.com/office/drawing/2016/5/14/chartex" xmlns:mc="http://schemas.openxmlformats.org/markup-compatibility/2006" xmlns:aink="http://schemas.microsoft.com/office/drawing/2016/ink" xmlns:am3d="http://schemas.microsoft.com/office/drawing/2017/model3d" xmlns:o="urn:schemas-microsoft-com:office:office" xmlns:oel="http://schemas.microsoft.com/office/2019/extlst" xmlns:r="http://schemas.openxmlformats.org/officeDocument/2006/relationships" xmlns:m="http://schemas.openxmlformats.org/officeDocument/2006/math" xmlns:v="urn:schemas-microsoft-com:vml" xmlns:wp14="http://schemas.microsoft.com/office/word/2010/wordprocessingDrawing" xmlns:wp="http://schemas.openxmlformats.org/drawingml/2006/wordprocessingDrawing" xmlns:w10="urn:schemas-microsoft-com:office:word" xmlns:w="http://schemas.openxmlformats.org/wordprocessingml/2006/main" xmlns:w14="http://schemas.microsoft.com/office/word/2010/wordml" xmlns:w15="http://schemas.microsoft.com/office/word/2012/wordml" xmlns:w16cex="http://schemas.microsoft.com/office/word/2018/wordml/cex" xmlns:w16cid="http://schemas.microsoft.com/office/word/2016/wordml/cid" xmlns:w16="http://schemas.microsoft.com/office/word/2018/wordml" xmlns:w16du="http://schemas.microsoft.com/office/word/2023/wordml/word16du" xmlns:w16sdtdh="http://schemas.microsoft.com/office/word/2020/wordml/sdtdatahash" xmlns:w16sdtfl="http://schemas.microsoft.com/office/word/2024/wordml/sdtformatlock" xmlns:w16se="http://schemas.microsoft.com/office/word/2015/wordml/symex" xmlns:wpg="http://schemas.microsoft.com/office/word/2010/wordprocessingGroup" xmlns:wpi="http://schemas.microsoft.com/office/word/2010/wordprocessingInk" xmlns:wne="http://schemas.microsoft.com/office/word/2006/wordml" xmlns:wps="http://schemas.microsoft.com/office/word/2010/wordprocessingShape" mc:Ignorable="w14 w15 w16se w16cid w16 w16cex w16sdtdh w16sdtfl w16du wp14">
   <w:abstractNum w:abstractNumId="0" w15:restartNumberingAfterBreak="0">
     <w:nsid w:val="20F46957"/>
     <w:multiLevelType w:val="hybridMultilevel"/>
@@ -38251,7 +38281,7 @@
 </file>
 
 <file path=word/styles.xml><?xml version="1.0" encoding="utf-8"?>
-<w:styles xmlns:mc="http://schemas.openxmlformats.org/markup-compatibility/2006" xmlns:r="http://schemas.openxmlformats.org/officeDocument/2006/relationships" xmlns:w="http://schemas.openxmlformats.org/wordprocessingml/2006/main" xmlns:w14="http://schemas.microsoft.com/office/word/2010/wordml" xmlns:w15="http://schemas.microsoft.com/office/word/2012/wordml" xmlns:w16cex="http://schemas.microsoft.com/office/word/2018/wordml/cex" xmlns:w16cid="http://schemas.microsoft.com/office/word/2016/wordml/cid" xmlns:w16="http://schemas.microsoft.com/office/word/2018/wordml" xmlns:w16du="http://schemas.microsoft.com/office/word/2023/wordml/word16du" xmlns:w16sdtdh="http://schemas.microsoft.com/office/word/2020/wordml/sdtdatahash" xmlns:w16se="http://schemas.microsoft.com/office/word/2015/wordml/symex" mc:Ignorable="w14 w15 w16se w16cid w16 w16cex w16sdtdh w16du">
+<w:styles xmlns:mc="http://schemas.openxmlformats.org/markup-compatibility/2006" xmlns:r="http://schemas.openxmlformats.org/officeDocument/2006/relationships" xmlns:w="http://schemas.openxmlformats.org/wordprocessingml/2006/main" xmlns:w14="http://schemas.microsoft.com/office/word/2010/wordml" xmlns:w15="http://schemas.microsoft.com/office/word/2012/wordml" xmlns:w16cex="http://schemas.microsoft.com/office/word/2018/wordml/cex" xmlns:w16cid="http://schemas.microsoft.com/office/word/2016/wordml/cid" xmlns:w16="http://schemas.microsoft.com/office/word/2018/wordml" xmlns:w16du="http://schemas.microsoft.com/office/word/2023/wordml/word16du" xmlns:w16sdtdh="http://schemas.microsoft.com/office/word/2020/wordml/sdtdatahash" xmlns:w16sdtfl="http://schemas.microsoft.com/office/word/2024/wordml/sdtformatlock" xmlns:w16se="http://schemas.microsoft.com/office/word/2015/wordml/symex" mc:Ignorable="w14 w15 w16se w16cid w16 w16cex w16sdtdh w16sdtfl w16du">
   <w:docDefaults>
     <w:rPrDefault>
       <w:rPr>
